--- a/Multilingual_AI_Interviewer_SaaS_Database_Design_Final.docx
+++ b/Multilingual_AI_Interviewer_SaaS_Database_Design_Final.docx
@@ -20,24 +20,12 @@
     </w:p>
     <w:p>
       <w:r>
-        <w:rPr>
-          <w:b/>
-        </w:rPr>
-        <w:t>Version:</w:t>
-      </w:r>
-      <w:r>
-        <w:t xml:space="preserve"> 1.0</w:t>
+        <w:t>Version: 2.0</w:t>
       </w:r>
     </w:p>
     <w:p>
       <w:r>
-        <w:rPr>
-          <w:b/>
-        </w:rPr>
-        <w:t>Status:</w:t>
-      </w:r>
-      <w:r>
-        <w:t xml:space="preserve"> Discussion draft</w:t>
+        <w:t>Status: Finalized production target</w:t>
       </w:r>
     </w:p>
     <w:p>
@@ -248,7 +236,7 @@
         <w:pStyle w:val="Heading2"/>
       </w:pPr>
       <w:r>
-        <w:t>Production-capable MVP: 28 tables</w:t>
+        <w:t>Production-capable target: 35 tables</w:t>
       </w:r>
     </w:p>
     <w:p>
@@ -613,6 +601,62 @@
           <w:sz w:val="18"/>
         </w:rPr>
         <w:t>provider_events</w:t>
+      </w:r>
+    </w:p>
+    <w:p>
+      <w:pPr>
+        <w:pStyle w:val="ListNumber"/>
+      </w:pPr>
+      <w:r>
+        <w:t>platform_admins</w:t>
+      </w:r>
+    </w:p>
+    <w:p>
+      <w:pPr>
+        <w:pStyle w:val="ListNumber"/>
+      </w:pPr>
+      <w:r>
+        <w:t>billing_invoices</w:t>
+      </w:r>
+    </w:p>
+    <w:p>
+      <w:pPr>
+        <w:pStyle w:val="ListNumber"/>
+      </w:pPr>
+      <w:r>
+        <w:t>payment_transactions</w:t>
+      </w:r>
+    </w:p>
+    <w:p>
+      <w:pPr>
+        <w:pStyle w:val="ListNumber"/>
+      </w:pPr>
+      <w:r>
+        <w:t>support_tickets</w:t>
+      </w:r>
+    </w:p>
+    <w:p>
+      <w:pPr>
+        <w:pStyle w:val="ListNumber"/>
+      </w:pPr>
+      <w:r>
+        <w:t>system_incidents</w:t>
+      </w:r>
+    </w:p>
+    <w:p>
+      <w:pPr>
+        <w:pStyle w:val="ListNumber"/>
+      </w:pPr>
+      <w:r>
+        <w:t>platform_metric_snapshots</w:t>
+      </w:r>
+    </w:p>
+    <w:p>
+      <w:pPr>
+        <w:pStyle w:val="ListNumber"/>
+      </w:pPr>
+      <w:r>
+        <w:t>feature_flags</w:t>
       </w:r>
     </w:p>
     <w:p>
@@ -18089,18 +18133,12 @@
     </w:p>
     <w:p>
       <w:r>
-        <w:rPr>
-          <w:b/>
-        </w:rPr>
-        <w:t>Purpose:</w:t>
-      </w:r>
-      <w:r>
-        <w:t xml:space="preserve"> Append-only security, permission, evaluation, deletion, and</w:t>
+        <w:t>Purpose: Append-only security, permission, evaluation, deletion, billing, platform administration, and sensitive-read history.</w:t>
       </w:r>
     </w:p>
     <w:p>
       <w:r>
-        <w:t>billing history.</w:t>
+        <w:t>billing history. Mutations and sensitive reads are both auditable.</w:t>
       </w:r>
     </w:p>
     <w:tbl>
@@ -18278,23 +18316,17 @@
           </w:tcPr>
           <w:p>
             <w:r>
-              <w:rPr>
-                <w:sz w:val="17"/>
-              </w:rPr>
-              <w:t>UUID nullable</w:t>
-            </w:r>
-          </w:p>
-        </w:tc>
-        <w:tc>
-          <w:tcPr>
-            <w:tcW w:type="dxa" w:w="3360"/>
-            <w:vAlign w:val="top"/>
-          </w:tcPr>
-          <w:p>
-            <w:r>
-              <w:rPr>
-                <w:sz w:val="17"/>
-              </w:rPr>
+              <w:t>UUID nullable REFERENCES users(id)</w:t>
+            </w:r>
+          </w:p>
+        </w:tc>
+        <w:tc>
+          <w:tcPr>
+            <w:tcW w:type="dxa" w:w="3360"/>
+            <w:vAlign w:val="top"/>
+          </w:tcPr>
+          <w:p>
+            <w:r>
               <w:t>Acting user</w:t>
             </w:r>
           </w:p>
@@ -18336,10 +18368,7 @@
           </w:tcPr>
           <w:p>
             <w:r>
-              <w:rPr>
-                <w:sz w:val="17"/>
-              </w:rPr>
-              <w:t>User, candidate, system, provider</w:t>
+              <w:t>customer_user, candidate, system, provider, platform_admin</w:t>
             </w:r>
           </w:p>
         </w:tc>
@@ -18648,6 +18677,38 @@
                 <w:sz w:val="17"/>
               </w:rPr>
               <w:t>Audit time</w:t>
+            </w:r>
+          </w:p>
+        </w:tc>
+      </w:tr>
+      <w:tr>
+        <w:tc>
+          <w:tcPr>
+            <w:tcW w:type="dxa" w:w="3360"/>
+          </w:tcPr>
+          <w:p>
+            <w:r>
+              <w:t>`actor_platform_admin_id`</w:t>
+            </w:r>
+          </w:p>
+        </w:tc>
+        <w:tc>
+          <w:tcPr>
+            <w:tcW w:type="dxa" w:w="3360"/>
+          </w:tcPr>
+          <w:p>
+            <w:r>
+              <w:t>UUID nullable REFERENCES platform_admins(id)</w:t>
+            </w:r>
+          </w:p>
+        </w:tc>
+        <w:tc>
+          <w:tcPr>
+            <w:tcW w:type="dxa" w:w="3360"/>
+          </w:tcPr>
+          <w:p>
+            <w:r>
+              <w:t>Platform-admin grant used for the action</w:t>
             </w:r>
           </w:p>
         </w:tc>
@@ -18656,7 +18717,7 @@
     <w:p/>
     <w:p>
       <w:r>
-        <w:t>Examples include job publishing, role changes, consent, report viewing,</w:t>
+        <w:t>Examples include job publishing, role changes, consent, report viewing, recommendation overrides, deletion, billing webhook processing, platform-admin customer-data access, subscription changes, refunds, feature-flag changes, incident workflows, platform-admin access changes, and support actions performed on behalf of a customer.</w:t>
       </w:r>
     </w:p>
     <w:p>
@@ -19972,6 +20033,51 @@
         <w:t xml:space="preserve">  trialing, active, past_due, unpaid, paused, canceled,</w:t>
         <w:br/>
         <w:t xml:space="preserve">  incomplete, incomplete_expired</w:t>
+        <w:br/>
+        <w:br/>
+        <w:t>platform_admin_role:</w:t>
+        <w:br/>
+        <w:t xml:space="preserve">  owner, admin, support, billing, analyst</w:t>
+        <w:br/>
+        <w:br/>
+        <w:t>platform_admin_status:</w:t>
+        <w:br/>
+        <w:t xml:space="preserve">  active, suspended, revoked</w:t>
+        <w:br/>
+        <w:br/>
+        <w:t>invoice_status:</w:t>
+        <w:br/>
+        <w:t xml:space="preserve">  draft, open, paid, void, uncollectible</w:t>
+        <w:br/>
+        <w:br/>
+        <w:t>payment_transaction_type:</w:t>
+        <w:br/>
+        <w:t xml:space="preserve">  payment, refund, chargeback, credit</w:t>
+        <w:br/>
+        <w:br/>
+        <w:t>payment_transaction_status:</w:t>
+        <w:br/>
+        <w:t xml:space="preserve">  pending, succeeded, failed, reversed</w:t>
+        <w:br/>
+        <w:br/>
+        <w:t>support_ticket_status:</w:t>
+        <w:br/>
+        <w:t xml:space="preserve">  open, pending, resolved, closed</w:t>
+        <w:br/>
+        <w:br/>
+        <w:t>support_ticket_priority:</w:t>
+        <w:br/>
+        <w:t xml:space="preserve">  low, normal, high, urgent</w:t>
+        <w:br/>
+        <w:br/>
+        <w:t>incident_severity:</w:t>
+        <w:br/>
+        <w:t xml:space="preserve">  notice, minor, major, critical</w:t>
+        <w:br/>
+        <w:br/>
+        <w:t>incident_status:</w:t>
+        <w:br/>
+        <w:t xml:space="preserve">  investigating, identified, monitoring, resolved</w:t>
       </w:r>
     </w:p>
     <w:p>
@@ -20811,11 +20917,39 @@
         <w:br/>
         <w:t>notifications</w:t>
         <w:br/>
+        <w:t>platform_admins</w:t>
+        <w:br/>
+        <w:t>billing_invoices</w:t>
+        <w:br/>
+        <w:t>payment_transactions</w:t>
+        <w:br/>
         <w:t>audit_logs</w:t>
         <w:br/>
         <w:t>retention_policies</w:t>
         <w:br/>
         <w:t>provider_events</w:t>
+        <w:br/>
+        <w:t>support_tickets</w:t>
+        <w:br/>
+        <w:t>system_incidents</w:t>
+        <w:br/>
+        <w:t>feature_flags</w:t>
+      </w:r>
+    </w:p>
+    <w:p>
+      <w:pPr>
+        <w:pStyle w:val="Heading2"/>
+      </w:pPr>
+      <w:r>
+        <w:t>Migration 8: Platform analytics</w:t>
+      </w:r>
+    </w:p>
+    <w:p>
+      <w:pPr>
+        <w:pStyle w:val="CodeBlock"/>
+      </w:pPr>
+      <w:r>
+        <w:t>platform_metric_snapshots</w:t>
       </w:r>
     </w:p>
     <w:p>
@@ -20965,24 +21099,6 @@
       </w:r>
     </w:p>
     <w:p>
-      <w:pPr>
-        <w:pStyle w:val="Heading2"/>
-      </w:pPr>
-      <w:r>
-        <w:rPr>
-          <w:rFonts w:ascii="Consolas" w:hAnsi="Consolas"/>
-          <w:color w:val="1F4E79"/>
-          <w:sz w:val="18"/>
-        </w:rPr>
-        <w:t>feature_flags</w:t>
-      </w:r>
-    </w:p>
-    <w:p>
-      <w:r>
-        <w:t>For controlled rollout of Urdu support, recording, resume processing,</w:t>
-      </w:r>
-    </w:p>
-    <w:p>
       <w:r>
         <w:t>WebRTC, and alternative providers.</w:t>
       </w:r>
@@ -21147,12 +21263,12 @@
     </w:p>
     <w:p>
       <w:r>
-        <w:t>Use the 28-table production-capable design as the target schema, but implement</w:t>
+        <w:t>Use the 35-table production target as the finalized schema. Implement</w:t>
       </w:r>
     </w:p>
     <w:p>
       <w:r>
-        <w:t>the first 16-table migration set to validate the core workflow:</w:t>
+        <w:t>the first 16-table migration set to validate the core workflow, then apply the billing, operations, and platform analytics migrations before production launch:</w:t>
       </w:r>
     </w:p>
     <w:p>
@@ -21190,6 +21306,2961 @@
     <w:p>
       <w:r>
         <w:t>historical evaluations.</w:t>
+      </w:r>
+    </w:p>
+    <w:p>
+      <w:r>
+        <w:br w:type="page"/>
+      </w:r>
+    </w:p>
+    <w:p>
+      <w:pPr>
+        <w:pStyle w:val="Heading1"/>
+      </w:pPr>
+      <w:r>
+        <w:t>18. Platform Administration and Owner Dashboard Tables</w:t>
+      </w:r>
+    </w:p>
+    <w:p>
+      <w:r>
+        <w:t>The following tables finalize the platform-owner requirements. They are global or operational tables, not customer recruiting tables. Platform administrators are authenticated users with an explicit platform_admins grant; organization membership alone never grants platform-wide access.</w:t>
+      </w:r>
+    </w:p>
+    <w:p>
+      <w:pPr>
+        <w:pStyle w:val="Heading2"/>
+      </w:pPr>
+      <w:r>
+        <w:t>18.1 platform_admins</w:t>
+      </w:r>
+    </w:p>
+    <w:p>
+      <w:r>
+        <w:t>Grants platform-level access to the SaaS owner and authorized internal staff.</w:t>
+      </w:r>
+    </w:p>
+    <w:tbl>
+      <w:tblPr>
+        <w:tblStyle w:val="TableGrid"/>
+        <w:tblW w:type="auto" w:w="0"/>
+        <w:jc w:val="center"/>
+        <w:tblLook w:firstColumn="1" w:firstRow="1" w:lastColumn="0" w:lastRow="0" w:noHBand="0" w:noVBand="1" w:val="04A0"/>
+      </w:tblPr>
+      <w:tblGrid>
+        <w:gridCol w:w="3360"/>
+        <w:gridCol w:w="3360"/>
+        <w:gridCol w:w="3360"/>
+      </w:tblGrid>
+      <w:tr>
+        <w:tc>
+          <w:tcPr>
+            <w:tcW w:type="dxa" w:w="3360"/>
+            <w:vAlign w:val="center"/>
+          </w:tcPr>
+          <w:p>
+            <w:r>
+              <w:rPr>
+                <w:b/>
+              </w:rPr>
+              <w:t>Column</w:t>
+            </w:r>
+          </w:p>
+        </w:tc>
+        <w:tc>
+          <w:tcPr>
+            <w:tcW w:type="dxa" w:w="3360"/>
+            <w:vAlign w:val="center"/>
+          </w:tcPr>
+          <w:p>
+            <w:r>
+              <w:rPr>
+                <w:b/>
+              </w:rPr>
+              <w:t>Type</w:t>
+            </w:r>
+          </w:p>
+        </w:tc>
+        <w:tc>
+          <w:tcPr>
+            <w:tcW w:type="dxa" w:w="3360"/>
+            <w:vAlign w:val="center"/>
+          </w:tcPr>
+          <w:p>
+            <w:r>
+              <w:rPr>
+                <w:b/>
+              </w:rPr>
+              <w:t>Reason</w:t>
+            </w:r>
+          </w:p>
+        </w:tc>
+      </w:tr>
+      <w:tr>
+        <w:tc>
+          <w:tcPr>
+            <w:tcW w:type="dxa" w:w="3360"/>
+            <w:vAlign w:val="center"/>
+          </w:tcPr>
+          <w:p>
+            <w:r>
+              <w:t>id</w:t>
+            </w:r>
+          </w:p>
+        </w:tc>
+        <w:tc>
+          <w:tcPr>
+            <w:tcW w:type="dxa" w:w="3360"/>
+            <w:vAlign w:val="center"/>
+          </w:tcPr>
+          <w:p>
+            <w:r>
+              <w:t>UUID</w:t>
+            </w:r>
+          </w:p>
+        </w:tc>
+        <w:tc>
+          <w:tcPr>
+            <w:tcW w:type="dxa" w:w="3360"/>
+            <w:vAlign w:val="center"/>
+          </w:tcPr>
+          <w:p>
+            <w:r>
+              <w:t>Primary key</w:t>
+            </w:r>
+          </w:p>
+        </w:tc>
+      </w:tr>
+      <w:tr>
+        <w:tc>
+          <w:tcPr>
+            <w:tcW w:type="dxa" w:w="3360"/>
+            <w:vAlign w:val="center"/>
+          </w:tcPr>
+          <w:p>
+            <w:r>
+              <w:t>user_id</w:t>
+            </w:r>
+          </w:p>
+        </w:tc>
+        <w:tc>
+          <w:tcPr>
+            <w:tcW w:type="dxa" w:w="3360"/>
+            <w:vAlign w:val="center"/>
+          </w:tcPr>
+          <w:p>
+            <w:r>
+              <w:t>UUID REFERENCES users(id)</w:t>
+            </w:r>
+          </w:p>
+        </w:tc>
+        <w:tc>
+          <w:tcPr>
+            <w:tcW w:type="dxa" w:w="3360"/>
+            <w:vAlign w:val="center"/>
+          </w:tcPr>
+          <w:p>
+            <w:r>
+              <w:t>Platform administrator identity</w:t>
+            </w:r>
+          </w:p>
+        </w:tc>
+      </w:tr>
+      <w:tr>
+        <w:tc>
+          <w:tcPr>
+            <w:tcW w:type="dxa" w:w="3360"/>
+            <w:vAlign w:val="center"/>
+          </w:tcPr>
+          <w:p>
+            <w:r>
+              <w:t>role</w:t>
+            </w:r>
+          </w:p>
+        </w:tc>
+        <w:tc>
+          <w:tcPr>
+            <w:tcW w:type="dxa" w:w="3360"/>
+            <w:vAlign w:val="center"/>
+          </w:tcPr>
+          <w:p>
+            <w:r>
+              <w:t>ENUM/VARCHAR</w:t>
+            </w:r>
+          </w:p>
+        </w:tc>
+        <w:tc>
+          <w:tcPr>
+            <w:tcW w:type="dxa" w:w="3360"/>
+            <w:vAlign w:val="center"/>
+          </w:tcPr>
+          <w:p>
+            <w:r>
+              <w:t>owner, admin, support, billing, analyst</w:t>
+            </w:r>
+          </w:p>
+        </w:tc>
+      </w:tr>
+      <w:tr>
+        <w:tc>
+          <w:tcPr>
+            <w:tcW w:type="dxa" w:w="3360"/>
+            <w:vAlign w:val="center"/>
+          </w:tcPr>
+          <w:p>
+            <w:r>
+              <w:t>status</w:t>
+            </w:r>
+          </w:p>
+        </w:tc>
+        <w:tc>
+          <w:tcPr>
+            <w:tcW w:type="dxa" w:w="3360"/>
+            <w:vAlign w:val="center"/>
+          </w:tcPr>
+          <w:p>
+            <w:r>
+              <w:t>ENUM/VARCHAR</w:t>
+            </w:r>
+          </w:p>
+        </w:tc>
+        <w:tc>
+          <w:tcPr>
+            <w:tcW w:type="dxa" w:w="3360"/>
+            <w:vAlign w:val="center"/>
+          </w:tcPr>
+          <w:p>
+            <w:r>
+              <w:t>active, suspended, revoked</w:t>
+            </w:r>
+          </w:p>
+        </w:tc>
+      </w:tr>
+      <w:tr>
+        <w:tc>
+          <w:tcPr>
+            <w:tcW w:type="dxa" w:w="3360"/>
+            <w:vAlign w:val="center"/>
+          </w:tcPr>
+          <w:p>
+            <w:r>
+              <w:t>mfa_required</w:t>
+            </w:r>
+          </w:p>
+        </w:tc>
+        <w:tc>
+          <w:tcPr>
+            <w:tcW w:type="dxa" w:w="3360"/>
+            <w:vAlign w:val="center"/>
+          </w:tcPr>
+          <w:p>
+            <w:r>
+              <w:t>BOOLEAN</w:t>
+            </w:r>
+          </w:p>
+        </w:tc>
+        <w:tc>
+          <w:tcPr>
+            <w:tcW w:type="dxa" w:w="3360"/>
+            <w:vAlign w:val="center"/>
+          </w:tcPr>
+          <w:p>
+            <w:r>
+              <w:t>Require MFA for platform access</w:t>
+            </w:r>
+          </w:p>
+        </w:tc>
+      </w:tr>
+      <w:tr>
+        <w:tc>
+          <w:tcPr>
+            <w:tcW w:type="dxa" w:w="3360"/>
+            <w:vAlign w:val="center"/>
+          </w:tcPr>
+          <w:p>
+            <w:r>
+              <w:t>granted_by_user_id</w:t>
+            </w:r>
+          </w:p>
+        </w:tc>
+        <w:tc>
+          <w:tcPr>
+            <w:tcW w:type="dxa" w:w="3360"/>
+            <w:vAlign w:val="center"/>
+          </w:tcPr>
+          <w:p>
+            <w:r>
+              <w:t>UUID nullable REFERENCES users(id)</w:t>
+            </w:r>
+          </w:p>
+        </w:tc>
+        <w:tc>
+          <w:tcPr>
+            <w:tcW w:type="dxa" w:w="3360"/>
+            <w:vAlign w:val="center"/>
+          </w:tcPr>
+          <w:p>
+            <w:r>
+              <w:t>Authorizing administrator</w:t>
+            </w:r>
+          </w:p>
+        </w:tc>
+      </w:tr>
+      <w:tr>
+        <w:tc>
+          <w:tcPr>
+            <w:tcW w:type="dxa" w:w="3360"/>
+            <w:vAlign w:val="center"/>
+          </w:tcPr>
+          <w:p>
+            <w:r>
+              <w:t>last_admin_login_at</w:t>
+            </w:r>
+          </w:p>
+        </w:tc>
+        <w:tc>
+          <w:tcPr>
+            <w:tcW w:type="dxa" w:w="3360"/>
+            <w:vAlign w:val="center"/>
+          </w:tcPr>
+          <w:p>
+            <w:r>
+              <w:t>TIMESTAMPTZ nullable</w:t>
+            </w:r>
+          </w:p>
+        </w:tc>
+        <w:tc>
+          <w:tcPr>
+            <w:tcW w:type="dxa" w:w="3360"/>
+            <w:vAlign w:val="center"/>
+          </w:tcPr>
+          <w:p>
+            <w:r>
+              <w:t>Security tracking</w:t>
+            </w:r>
+          </w:p>
+        </w:tc>
+      </w:tr>
+      <w:tr>
+        <w:tc>
+          <w:tcPr>
+            <w:tcW w:type="dxa" w:w="3360"/>
+            <w:vAlign w:val="center"/>
+          </w:tcPr>
+          <w:p>
+            <w:r>
+              <w:t>created_at / updated_at</w:t>
+            </w:r>
+          </w:p>
+        </w:tc>
+        <w:tc>
+          <w:tcPr>
+            <w:tcW w:type="dxa" w:w="3360"/>
+            <w:vAlign w:val="center"/>
+          </w:tcPr>
+          <w:p>
+            <w:r>
+              <w:t>TIMESTAMPTZ</w:t>
+            </w:r>
+          </w:p>
+        </w:tc>
+        <w:tc>
+          <w:tcPr>
+            <w:tcW w:type="dxa" w:w="3360"/>
+            <w:vAlign w:val="center"/>
+          </w:tcPr>
+          <w:p>
+            <w:r>
+              <w:t>Grant and change times</w:t>
+            </w:r>
+          </w:p>
+        </w:tc>
+      </w:tr>
+      <w:tr>
+        <w:tc>
+          <w:tcPr>
+            <w:tcW w:type="dxa" w:w="3360"/>
+            <w:vAlign w:val="center"/>
+          </w:tcPr>
+          <w:p>
+            <w:r>
+              <w:t>revoked_at</w:t>
+            </w:r>
+          </w:p>
+        </w:tc>
+        <w:tc>
+          <w:tcPr>
+            <w:tcW w:type="dxa" w:w="3360"/>
+            <w:vAlign w:val="center"/>
+          </w:tcPr>
+          <w:p>
+            <w:r>
+              <w:t>TIMESTAMPTZ nullable</w:t>
+            </w:r>
+          </w:p>
+        </w:tc>
+        <w:tc>
+          <w:tcPr>
+            <w:tcW w:type="dxa" w:w="3360"/>
+            <w:vAlign w:val="center"/>
+          </w:tcPr>
+          <w:p>
+            <w:r>
+              <w:t>Revocation time</w:t>
+            </w:r>
+          </w:p>
+        </w:tc>
+      </w:tr>
+    </w:tbl>
+    <w:p>
+      <w:r>
+        <w:t>Constraints and indexes: Unique user_id; index role/status; only active users may have active grants; all grant changes are audited.</w:t>
+      </w:r>
+    </w:p>
+    <w:p>
+      <w:pPr>
+        <w:pStyle w:val="Heading2"/>
+      </w:pPr>
+      <w:r>
+        <w:t>18.2 billing_invoices</w:t>
+      </w:r>
+    </w:p>
+    <w:p>
+      <w:r>
+        <w:t>Stores synchronized invoice snapshots for revenue, collection, and billing reports.</w:t>
+      </w:r>
+    </w:p>
+    <w:tbl>
+      <w:tblPr>
+        <w:tblStyle w:val="TableGrid"/>
+        <w:tblW w:type="auto" w:w="0"/>
+        <w:jc w:val="center"/>
+        <w:tblLook w:firstColumn="1" w:firstRow="1" w:lastColumn="0" w:lastRow="0" w:noHBand="0" w:noVBand="1" w:val="04A0"/>
+      </w:tblPr>
+      <w:tblGrid>
+        <w:gridCol w:w="3360"/>
+        <w:gridCol w:w="3360"/>
+        <w:gridCol w:w="3360"/>
+      </w:tblGrid>
+      <w:tr>
+        <w:tc>
+          <w:tcPr>
+            <w:tcW w:type="dxa" w:w="3360"/>
+            <w:vAlign w:val="center"/>
+          </w:tcPr>
+          <w:p>
+            <w:r>
+              <w:rPr>
+                <w:b/>
+              </w:rPr>
+              <w:t>Column</w:t>
+            </w:r>
+          </w:p>
+        </w:tc>
+        <w:tc>
+          <w:tcPr>
+            <w:tcW w:type="dxa" w:w="3360"/>
+            <w:vAlign w:val="center"/>
+          </w:tcPr>
+          <w:p>
+            <w:r>
+              <w:rPr>
+                <w:b/>
+              </w:rPr>
+              <w:t>Type</w:t>
+            </w:r>
+          </w:p>
+        </w:tc>
+        <w:tc>
+          <w:tcPr>
+            <w:tcW w:type="dxa" w:w="3360"/>
+            <w:vAlign w:val="center"/>
+          </w:tcPr>
+          <w:p>
+            <w:r>
+              <w:rPr>
+                <w:b/>
+              </w:rPr>
+              <w:t>Reason</w:t>
+            </w:r>
+          </w:p>
+        </w:tc>
+      </w:tr>
+      <w:tr>
+        <w:tc>
+          <w:tcPr>
+            <w:tcW w:type="dxa" w:w="3360"/>
+            <w:vAlign w:val="center"/>
+          </w:tcPr>
+          <w:p>
+            <w:r>
+              <w:t>id</w:t>
+            </w:r>
+          </w:p>
+        </w:tc>
+        <w:tc>
+          <w:tcPr>
+            <w:tcW w:type="dxa" w:w="3360"/>
+            <w:vAlign w:val="center"/>
+          </w:tcPr>
+          <w:p>
+            <w:r>
+              <w:t>UUID</w:t>
+            </w:r>
+          </w:p>
+        </w:tc>
+        <w:tc>
+          <w:tcPr>
+            <w:tcW w:type="dxa" w:w="3360"/>
+            <w:vAlign w:val="center"/>
+          </w:tcPr>
+          <w:p>
+            <w:r>
+              <w:t>Primary key</w:t>
+            </w:r>
+          </w:p>
+        </w:tc>
+      </w:tr>
+      <w:tr>
+        <w:tc>
+          <w:tcPr>
+            <w:tcW w:type="dxa" w:w="3360"/>
+            <w:vAlign w:val="center"/>
+          </w:tcPr>
+          <w:p>
+            <w:r>
+              <w:t>organization_id</w:t>
+            </w:r>
+          </w:p>
+        </w:tc>
+        <w:tc>
+          <w:tcPr>
+            <w:tcW w:type="dxa" w:w="3360"/>
+            <w:vAlign w:val="center"/>
+          </w:tcPr>
+          <w:p>
+            <w:r>
+              <w:t>UUID</w:t>
+            </w:r>
+          </w:p>
+        </w:tc>
+        <w:tc>
+          <w:tcPr>
+            <w:tcW w:type="dxa" w:w="3360"/>
+            <w:vAlign w:val="center"/>
+          </w:tcPr>
+          <w:p>
+            <w:r>
+              <w:t>Customer tenant</w:t>
+            </w:r>
+          </w:p>
+        </w:tc>
+      </w:tr>
+      <w:tr>
+        <w:tc>
+          <w:tcPr>
+            <w:tcW w:type="dxa" w:w="3360"/>
+            <w:vAlign w:val="center"/>
+          </w:tcPr>
+          <w:p>
+            <w:r>
+              <w:t>subscription_id</w:t>
+            </w:r>
+          </w:p>
+        </w:tc>
+        <w:tc>
+          <w:tcPr>
+            <w:tcW w:type="dxa" w:w="3360"/>
+            <w:vAlign w:val="center"/>
+          </w:tcPr>
+          <w:p>
+            <w:r>
+              <w:t>UUID nullable</w:t>
+            </w:r>
+          </w:p>
+        </w:tc>
+        <w:tc>
+          <w:tcPr>
+            <w:tcW w:type="dxa" w:w="3360"/>
+            <w:vAlign w:val="center"/>
+          </w:tcPr>
+          <w:p>
+            <w:r>
+              <w:t>Related subscription</w:t>
+            </w:r>
+          </w:p>
+        </w:tc>
+      </w:tr>
+      <w:tr>
+        <w:tc>
+          <w:tcPr>
+            <w:tcW w:type="dxa" w:w="3360"/>
+            <w:vAlign w:val="center"/>
+          </w:tcPr>
+          <w:p>
+            <w:r>
+              <w:t>provider_invoice_id</w:t>
+            </w:r>
+          </w:p>
+        </w:tc>
+        <w:tc>
+          <w:tcPr>
+            <w:tcW w:type="dxa" w:w="3360"/>
+            <w:vAlign w:val="center"/>
+          </w:tcPr>
+          <w:p>
+            <w:r>
+              <w:t>VARCHAR(255)</w:t>
+            </w:r>
+          </w:p>
+        </w:tc>
+        <w:tc>
+          <w:tcPr>
+            <w:tcW w:type="dxa" w:w="3360"/>
+            <w:vAlign w:val="center"/>
+          </w:tcPr>
+          <w:p>
+            <w:r>
+              <w:t>Payment provider invoice ID</w:t>
+            </w:r>
+          </w:p>
+        </w:tc>
+      </w:tr>
+      <w:tr>
+        <w:tc>
+          <w:tcPr>
+            <w:tcW w:type="dxa" w:w="3360"/>
+            <w:vAlign w:val="center"/>
+          </w:tcPr>
+          <w:p>
+            <w:r>
+              <w:t>invoice_number</w:t>
+            </w:r>
+          </w:p>
+        </w:tc>
+        <w:tc>
+          <w:tcPr>
+            <w:tcW w:type="dxa" w:w="3360"/>
+            <w:vAlign w:val="center"/>
+          </w:tcPr>
+          <w:p>
+            <w:r>
+              <w:t>VARCHAR(100) nullable</w:t>
+            </w:r>
+          </w:p>
+        </w:tc>
+        <w:tc>
+          <w:tcPr>
+            <w:tcW w:type="dxa" w:w="3360"/>
+            <w:vAlign w:val="center"/>
+          </w:tcPr>
+          <w:p>
+            <w:r>
+              <w:t>Human-readable invoice number</w:t>
+            </w:r>
+          </w:p>
+        </w:tc>
+      </w:tr>
+      <w:tr>
+        <w:tc>
+          <w:tcPr>
+            <w:tcW w:type="dxa" w:w="3360"/>
+            <w:vAlign w:val="center"/>
+          </w:tcPr>
+          <w:p>
+            <w:r>
+              <w:t>status</w:t>
+            </w:r>
+          </w:p>
+        </w:tc>
+        <w:tc>
+          <w:tcPr>
+            <w:tcW w:type="dxa" w:w="3360"/>
+            <w:vAlign w:val="center"/>
+          </w:tcPr>
+          <w:p>
+            <w:r>
+              <w:t>ENUM/VARCHAR</w:t>
+            </w:r>
+          </w:p>
+        </w:tc>
+        <w:tc>
+          <w:tcPr>
+            <w:tcW w:type="dxa" w:w="3360"/>
+            <w:vAlign w:val="center"/>
+          </w:tcPr>
+          <w:p>
+            <w:r>
+              <w:t>draft, open, paid, void, uncollectible</w:t>
+            </w:r>
+          </w:p>
+        </w:tc>
+      </w:tr>
+      <w:tr>
+        <w:tc>
+          <w:tcPr>
+            <w:tcW w:type="dxa" w:w="3360"/>
+            <w:vAlign w:val="center"/>
+          </w:tcPr>
+          <w:p>
+            <w:r>
+              <w:t>currency</w:t>
+            </w:r>
+          </w:p>
+        </w:tc>
+        <w:tc>
+          <w:tcPr>
+            <w:tcW w:type="dxa" w:w="3360"/>
+            <w:vAlign w:val="center"/>
+          </w:tcPr>
+          <w:p>
+            <w:r>
+              <w:t>CHAR(3)</w:t>
+            </w:r>
+          </w:p>
+        </w:tc>
+        <w:tc>
+          <w:tcPr>
+            <w:tcW w:type="dxa" w:w="3360"/>
+            <w:vAlign w:val="center"/>
+          </w:tcPr>
+          <w:p>
+            <w:r>
+              <w:t>Invoice currency</w:t>
+            </w:r>
+          </w:p>
+        </w:tc>
+      </w:tr>
+      <w:tr>
+        <w:tc>
+          <w:tcPr>
+            <w:tcW w:type="dxa" w:w="3360"/>
+            <w:vAlign w:val="center"/>
+          </w:tcPr>
+          <w:p>
+            <w:r>
+              <w:t>subtotal_amount / tax_amount / total_amount</w:t>
+            </w:r>
+          </w:p>
+        </w:tc>
+        <w:tc>
+          <w:tcPr>
+            <w:tcW w:type="dxa" w:w="3360"/>
+            <w:vAlign w:val="center"/>
+          </w:tcPr>
+          <w:p>
+            <w:r>
+              <w:t>NUMERIC(12,2)</w:t>
+            </w:r>
+          </w:p>
+        </w:tc>
+        <w:tc>
+          <w:tcPr>
+            <w:tcW w:type="dxa" w:w="3360"/>
+            <w:vAlign w:val="center"/>
+          </w:tcPr>
+          <w:p>
+            <w:r>
+              <w:t>Invoice amounts</w:t>
+            </w:r>
+          </w:p>
+        </w:tc>
+      </w:tr>
+      <w:tr>
+        <w:tc>
+          <w:tcPr>
+            <w:tcW w:type="dxa" w:w="3360"/>
+            <w:vAlign w:val="center"/>
+          </w:tcPr>
+          <w:p>
+            <w:r>
+              <w:t>amount_paid</w:t>
+            </w:r>
+          </w:p>
+        </w:tc>
+        <w:tc>
+          <w:tcPr>
+            <w:tcW w:type="dxa" w:w="3360"/>
+            <w:vAlign w:val="center"/>
+          </w:tcPr>
+          <w:p>
+            <w:r>
+              <w:t>NUMERIC(12,2)</w:t>
+            </w:r>
+          </w:p>
+        </w:tc>
+        <w:tc>
+          <w:tcPr>
+            <w:tcW w:type="dxa" w:w="3360"/>
+            <w:vAlign w:val="center"/>
+          </w:tcPr>
+          <w:p>
+            <w:r>
+              <w:t>Collected amount</w:t>
+            </w:r>
+          </w:p>
+        </w:tc>
+      </w:tr>
+      <w:tr>
+        <w:tc>
+          <w:tcPr>
+            <w:tcW w:type="dxa" w:w="3360"/>
+            <w:vAlign w:val="center"/>
+          </w:tcPr>
+          <w:p>
+            <w:r>
+              <w:t>period_start / period_end</w:t>
+            </w:r>
+          </w:p>
+        </w:tc>
+        <w:tc>
+          <w:tcPr>
+            <w:tcW w:type="dxa" w:w="3360"/>
+            <w:vAlign w:val="center"/>
+          </w:tcPr>
+          <w:p>
+            <w:r>
+              <w:t>TIMESTAMPTZ</w:t>
+            </w:r>
+          </w:p>
+        </w:tc>
+        <w:tc>
+          <w:tcPr>
+            <w:tcW w:type="dxa" w:w="3360"/>
+            <w:vAlign w:val="center"/>
+          </w:tcPr>
+          <w:p>
+            <w:r>
+              <w:t>Service period</w:t>
+            </w:r>
+          </w:p>
+        </w:tc>
+      </w:tr>
+      <w:tr>
+        <w:tc>
+          <w:tcPr>
+            <w:tcW w:type="dxa" w:w="3360"/>
+            <w:vAlign w:val="center"/>
+          </w:tcPr>
+          <w:p>
+            <w:r>
+              <w:t>due_at / paid_at</w:t>
+            </w:r>
+          </w:p>
+        </w:tc>
+        <w:tc>
+          <w:tcPr>
+            <w:tcW w:type="dxa" w:w="3360"/>
+            <w:vAlign w:val="center"/>
+          </w:tcPr>
+          <w:p>
+            <w:r>
+              <w:t>TIMESTAMPTZ nullable</w:t>
+            </w:r>
+          </w:p>
+        </w:tc>
+        <w:tc>
+          <w:tcPr>
+            <w:tcW w:type="dxa" w:w="3360"/>
+            <w:vAlign w:val="center"/>
+          </w:tcPr>
+          <w:p>
+            <w:r>
+              <w:t>Collection timing</w:t>
+            </w:r>
+          </w:p>
+        </w:tc>
+      </w:tr>
+      <w:tr>
+        <w:tc>
+          <w:tcPr>
+            <w:tcW w:type="dxa" w:w="3360"/>
+            <w:vAlign w:val="center"/>
+          </w:tcPr>
+          <w:p>
+            <w:r>
+              <w:t>created_at / updated_at</w:t>
+            </w:r>
+          </w:p>
+        </w:tc>
+        <w:tc>
+          <w:tcPr>
+            <w:tcW w:type="dxa" w:w="3360"/>
+            <w:vAlign w:val="center"/>
+          </w:tcPr>
+          <w:p>
+            <w:r>
+              <w:t>TIMESTAMPTZ</w:t>
+            </w:r>
+          </w:p>
+        </w:tc>
+        <w:tc>
+          <w:tcPr>
+            <w:tcW w:type="dxa" w:w="3360"/>
+            <w:vAlign w:val="center"/>
+          </w:tcPr>
+          <w:p>
+            <w:r>
+              <w:t>Provider sync times</w:t>
+            </w:r>
+          </w:p>
+        </w:tc>
+      </w:tr>
+    </w:tbl>
+    <w:p>
+      <w:r>
+        <w:t>Constraints and indexes: Unique provider_invoice_id; indexes status/created_at and organization_id/created_at; amounts non-negative.</w:t>
+      </w:r>
+    </w:p>
+    <w:p>
+      <w:pPr>
+        <w:pStyle w:val="Heading2"/>
+      </w:pPr>
+      <w:r>
+        <w:t>18.3 payment_transactions</w:t>
+      </w:r>
+    </w:p>
+    <w:p>
+      <w:r>
+        <w:t>Stores immutable payment, refund, chargeback, and credit records.</w:t>
+      </w:r>
+    </w:p>
+    <w:tbl>
+      <w:tblPr>
+        <w:tblStyle w:val="TableGrid"/>
+        <w:tblW w:type="auto" w:w="0"/>
+        <w:jc w:val="center"/>
+        <w:tblLook w:firstColumn="1" w:firstRow="1" w:lastColumn="0" w:lastRow="0" w:noHBand="0" w:noVBand="1" w:val="04A0"/>
+      </w:tblPr>
+      <w:tblGrid>
+        <w:gridCol w:w="3360"/>
+        <w:gridCol w:w="3360"/>
+        <w:gridCol w:w="3360"/>
+      </w:tblGrid>
+      <w:tr>
+        <w:tc>
+          <w:tcPr>
+            <w:tcW w:type="dxa" w:w="3360"/>
+            <w:vAlign w:val="center"/>
+          </w:tcPr>
+          <w:p>
+            <w:r>
+              <w:rPr>
+                <w:b/>
+              </w:rPr>
+              <w:t>Column</w:t>
+            </w:r>
+          </w:p>
+        </w:tc>
+        <w:tc>
+          <w:tcPr>
+            <w:tcW w:type="dxa" w:w="3360"/>
+            <w:vAlign w:val="center"/>
+          </w:tcPr>
+          <w:p>
+            <w:r>
+              <w:rPr>
+                <w:b/>
+              </w:rPr>
+              <w:t>Type</w:t>
+            </w:r>
+          </w:p>
+        </w:tc>
+        <w:tc>
+          <w:tcPr>
+            <w:tcW w:type="dxa" w:w="3360"/>
+            <w:vAlign w:val="center"/>
+          </w:tcPr>
+          <w:p>
+            <w:r>
+              <w:rPr>
+                <w:b/>
+              </w:rPr>
+              <w:t>Reason</w:t>
+            </w:r>
+          </w:p>
+        </w:tc>
+      </w:tr>
+      <w:tr>
+        <w:tc>
+          <w:tcPr>
+            <w:tcW w:type="dxa" w:w="3360"/>
+            <w:vAlign w:val="center"/>
+          </w:tcPr>
+          <w:p>
+            <w:r>
+              <w:t>id</w:t>
+            </w:r>
+          </w:p>
+        </w:tc>
+        <w:tc>
+          <w:tcPr>
+            <w:tcW w:type="dxa" w:w="3360"/>
+            <w:vAlign w:val="center"/>
+          </w:tcPr>
+          <w:p>
+            <w:r>
+              <w:t>UUID</w:t>
+            </w:r>
+          </w:p>
+        </w:tc>
+        <w:tc>
+          <w:tcPr>
+            <w:tcW w:type="dxa" w:w="3360"/>
+            <w:vAlign w:val="center"/>
+          </w:tcPr>
+          <w:p>
+            <w:r>
+              <w:t>Primary key</w:t>
+            </w:r>
+          </w:p>
+        </w:tc>
+      </w:tr>
+      <w:tr>
+        <w:tc>
+          <w:tcPr>
+            <w:tcW w:type="dxa" w:w="3360"/>
+            <w:vAlign w:val="center"/>
+          </w:tcPr>
+          <w:p>
+            <w:r>
+              <w:t>organization_id</w:t>
+            </w:r>
+          </w:p>
+        </w:tc>
+        <w:tc>
+          <w:tcPr>
+            <w:tcW w:type="dxa" w:w="3360"/>
+            <w:vAlign w:val="center"/>
+          </w:tcPr>
+          <w:p>
+            <w:r>
+              <w:t>UUID</w:t>
+            </w:r>
+          </w:p>
+        </w:tc>
+        <w:tc>
+          <w:tcPr>
+            <w:tcW w:type="dxa" w:w="3360"/>
+            <w:vAlign w:val="center"/>
+          </w:tcPr>
+          <w:p>
+            <w:r>
+              <w:t>Customer tenant</w:t>
+            </w:r>
+          </w:p>
+        </w:tc>
+      </w:tr>
+      <w:tr>
+        <w:tc>
+          <w:tcPr>
+            <w:tcW w:type="dxa" w:w="3360"/>
+            <w:vAlign w:val="center"/>
+          </w:tcPr>
+          <w:p>
+            <w:r>
+              <w:t>invoice_id</w:t>
+            </w:r>
+          </w:p>
+        </w:tc>
+        <w:tc>
+          <w:tcPr>
+            <w:tcW w:type="dxa" w:w="3360"/>
+            <w:vAlign w:val="center"/>
+          </w:tcPr>
+          <w:p>
+            <w:r>
+              <w:t>UUID nullable</w:t>
+            </w:r>
+          </w:p>
+        </w:tc>
+        <w:tc>
+          <w:tcPr>
+            <w:tcW w:type="dxa" w:w="3360"/>
+            <w:vAlign w:val="center"/>
+          </w:tcPr>
+          <w:p>
+            <w:r>
+              <w:t>Related invoice</w:t>
+            </w:r>
+          </w:p>
+        </w:tc>
+      </w:tr>
+      <w:tr>
+        <w:tc>
+          <w:tcPr>
+            <w:tcW w:type="dxa" w:w="3360"/>
+            <w:vAlign w:val="center"/>
+          </w:tcPr>
+          <w:p>
+            <w:r>
+              <w:t>provider_transaction_id</w:t>
+            </w:r>
+          </w:p>
+        </w:tc>
+        <w:tc>
+          <w:tcPr>
+            <w:tcW w:type="dxa" w:w="3360"/>
+            <w:vAlign w:val="center"/>
+          </w:tcPr>
+          <w:p>
+            <w:r>
+              <w:t>VARCHAR(255)</w:t>
+            </w:r>
+          </w:p>
+        </w:tc>
+        <w:tc>
+          <w:tcPr>
+            <w:tcW w:type="dxa" w:w="3360"/>
+            <w:vAlign w:val="center"/>
+          </w:tcPr>
+          <w:p>
+            <w:r>
+              <w:t>Payment provider transaction ID</w:t>
+            </w:r>
+          </w:p>
+        </w:tc>
+      </w:tr>
+      <w:tr>
+        <w:tc>
+          <w:tcPr>
+            <w:tcW w:type="dxa" w:w="3360"/>
+            <w:vAlign w:val="center"/>
+          </w:tcPr>
+          <w:p>
+            <w:r>
+              <w:t>type</w:t>
+            </w:r>
+          </w:p>
+        </w:tc>
+        <w:tc>
+          <w:tcPr>
+            <w:tcW w:type="dxa" w:w="3360"/>
+            <w:vAlign w:val="center"/>
+          </w:tcPr>
+          <w:p>
+            <w:r>
+              <w:t>ENUM/VARCHAR</w:t>
+            </w:r>
+          </w:p>
+        </w:tc>
+        <w:tc>
+          <w:tcPr>
+            <w:tcW w:type="dxa" w:w="3360"/>
+            <w:vAlign w:val="center"/>
+          </w:tcPr>
+          <w:p>
+            <w:r>
+              <w:t>payment, refund, chargeback, credit</w:t>
+            </w:r>
+          </w:p>
+        </w:tc>
+      </w:tr>
+      <w:tr>
+        <w:tc>
+          <w:tcPr>
+            <w:tcW w:type="dxa" w:w="3360"/>
+            <w:vAlign w:val="center"/>
+          </w:tcPr>
+          <w:p>
+            <w:r>
+              <w:t>status</w:t>
+            </w:r>
+          </w:p>
+        </w:tc>
+        <w:tc>
+          <w:tcPr>
+            <w:tcW w:type="dxa" w:w="3360"/>
+            <w:vAlign w:val="center"/>
+          </w:tcPr>
+          <w:p>
+            <w:r>
+              <w:t>ENUM/VARCHAR</w:t>
+            </w:r>
+          </w:p>
+        </w:tc>
+        <w:tc>
+          <w:tcPr>
+            <w:tcW w:type="dxa" w:w="3360"/>
+            <w:vAlign w:val="center"/>
+          </w:tcPr>
+          <w:p>
+            <w:r>
+              <w:t>pending, succeeded, failed, reversed</w:t>
+            </w:r>
+          </w:p>
+        </w:tc>
+      </w:tr>
+      <w:tr>
+        <w:tc>
+          <w:tcPr>
+            <w:tcW w:type="dxa" w:w="3360"/>
+            <w:vAlign w:val="center"/>
+          </w:tcPr>
+          <w:p>
+            <w:r>
+              <w:t>amount / currency</w:t>
+            </w:r>
+          </w:p>
+        </w:tc>
+        <w:tc>
+          <w:tcPr>
+            <w:tcW w:type="dxa" w:w="3360"/>
+            <w:vAlign w:val="center"/>
+          </w:tcPr>
+          <w:p>
+            <w:r>
+              <w:t>NUMERIC(12,2) / CHAR(3)</w:t>
+            </w:r>
+          </w:p>
+        </w:tc>
+        <w:tc>
+          <w:tcPr>
+            <w:tcW w:type="dxa" w:w="3360"/>
+            <w:vAlign w:val="center"/>
+          </w:tcPr>
+          <w:p>
+            <w:r>
+              <w:t>Transaction amount and currency</w:t>
+            </w:r>
+          </w:p>
+        </w:tc>
+      </w:tr>
+      <w:tr>
+        <w:tc>
+          <w:tcPr>
+            <w:tcW w:type="dxa" w:w="3360"/>
+            <w:vAlign w:val="center"/>
+          </w:tcPr>
+          <w:p>
+            <w:r>
+              <w:t>failure_code / failure_message</w:t>
+            </w:r>
+          </w:p>
+        </w:tc>
+        <w:tc>
+          <w:tcPr>
+            <w:tcW w:type="dxa" w:w="3360"/>
+            <w:vAlign w:val="center"/>
+          </w:tcPr>
+          <w:p>
+            <w:r>
+              <w:t>VARCHAR/TEXT nullable</w:t>
+            </w:r>
+          </w:p>
+        </w:tc>
+        <w:tc>
+          <w:tcPr>
+            <w:tcW w:type="dxa" w:w="3360"/>
+            <w:vAlign w:val="center"/>
+          </w:tcPr>
+          <w:p>
+            <w:r>
+              <w:t>Safe provider failure details</w:t>
+            </w:r>
+          </w:p>
+        </w:tc>
+      </w:tr>
+      <w:tr>
+        <w:tc>
+          <w:tcPr>
+            <w:tcW w:type="dxa" w:w="3360"/>
+            <w:vAlign w:val="center"/>
+          </w:tcPr>
+          <w:p>
+            <w:r>
+              <w:t>processed_at</w:t>
+            </w:r>
+          </w:p>
+        </w:tc>
+        <w:tc>
+          <w:tcPr>
+            <w:tcW w:type="dxa" w:w="3360"/>
+            <w:vAlign w:val="center"/>
+          </w:tcPr>
+          <w:p>
+            <w:r>
+              <w:t>TIMESTAMPTZ nullable</w:t>
+            </w:r>
+          </w:p>
+        </w:tc>
+        <w:tc>
+          <w:tcPr>
+            <w:tcW w:type="dxa" w:w="3360"/>
+            <w:vAlign w:val="center"/>
+          </w:tcPr>
+          <w:p>
+            <w:r>
+              <w:t>Processing time</w:t>
+            </w:r>
+          </w:p>
+        </w:tc>
+      </w:tr>
+      <w:tr>
+        <w:tc>
+          <w:tcPr>
+            <w:tcW w:type="dxa" w:w="3360"/>
+            <w:vAlign w:val="center"/>
+          </w:tcPr>
+          <w:p>
+            <w:r>
+              <w:t>created_at</w:t>
+            </w:r>
+          </w:p>
+        </w:tc>
+        <w:tc>
+          <w:tcPr>
+            <w:tcW w:type="dxa" w:w="3360"/>
+            <w:vAlign w:val="center"/>
+          </w:tcPr>
+          <w:p>
+            <w:r>
+              <w:t>TIMESTAMPTZ</w:t>
+            </w:r>
+          </w:p>
+        </w:tc>
+        <w:tc>
+          <w:tcPr>
+            <w:tcW w:type="dxa" w:w="3360"/>
+            <w:vAlign w:val="center"/>
+          </w:tcPr>
+          <w:p>
+            <w:r>
+              <w:t>Creation time</w:t>
+            </w:r>
+          </w:p>
+        </w:tc>
+      </w:tr>
+    </w:tbl>
+    <w:p>
+      <w:r>
+        <w:t>Constraints and indexes: Unique provider_transaction_id; never store card numbers, CVVs, or payment credentials.</w:t>
+      </w:r>
+    </w:p>
+    <w:p>
+      <w:pPr>
+        <w:pStyle w:val="Heading2"/>
+      </w:pPr>
+      <w:r>
+        <w:t>18.4 support_tickets</w:t>
+      </w:r>
+    </w:p>
+    <w:p>
+      <w:r>
+        <w:t>Tracks customer support cases handled by platform staff.</w:t>
+      </w:r>
+    </w:p>
+    <w:tbl>
+      <w:tblPr>
+        <w:tblStyle w:val="TableGrid"/>
+        <w:tblW w:type="auto" w:w="0"/>
+        <w:jc w:val="center"/>
+        <w:tblLook w:firstColumn="1" w:firstRow="1" w:lastColumn="0" w:lastRow="0" w:noHBand="0" w:noVBand="1" w:val="04A0"/>
+      </w:tblPr>
+      <w:tblGrid>
+        <w:gridCol w:w="3360"/>
+        <w:gridCol w:w="3360"/>
+        <w:gridCol w:w="3360"/>
+      </w:tblGrid>
+      <w:tr>
+        <w:tc>
+          <w:tcPr>
+            <w:tcW w:type="dxa" w:w="3360"/>
+            <w:vAlign w:val="center"/>
+          </w:tcPr>
+          <w:p>
+            <w:r>
+              <w:rPr>
+                <w:b/>
+              </w:rPr>
+              <w:t>Column</w:t>
+            </w:r>
+          </w:p>
+        </w:tc>
+        <w:tc>
+          <w:tcPr>
+            <w:tcW w:type="dxa" w:w="3360"/>
+            <w:vAlign w:val="center"/>
+          </w:tcPr>
+          <w:p>
+            <w:r>
+              <w:rPr>
+                <w:b/>
+              </w:rPr>
+              <w:t>Type</w:t>
+            </w:r>
+          </w:p>
+        </w:tc>
+        <w:tc>
+          <w:tcPr>
+            <w:tcW w:type="dxa" w:w="3360"/>
+            <w:vAlign w:val="center"/>
+          </w:tcPr>
+          <w:p>
+            <w:r>
+              <w:rPr>
+                <w:b/>
+              </w:rPr>
+              <w:t>Reason</w:t>
+            </w:r>
+          </w:p>
+        </w:tc>
+      </w:tr>
+      <w:tr>
+        <w:tc>
+          <w:tcPr>
+            <w:tcW w:type="dxa" w:w="3360"/>
+            <w:vAlign w:val="center"/>
+          </w:tcPr>
+          <w:p>
+            <w:r>
+              <w:t>id</w:t>
+            </w:r>
+          </w:p>
+        </w:tc>
+        <w:tc>
+          <w:tcPr>
+            <w:tcW w:type="dxa" w:w="3360"/>
+            <w:vAlign w:val="center"/>
+          </w:tcPr>
+          <w:p>
+            <w:r>
+              <w:t>UUID</w:t>
+            </w:r>
+          </w:p>
+        </w:tc>
+        <w:tc>
+          <w:tcPr>
+            <w:tcW w:type="dxa" w:w="3360"/>
+            <w:vAlign w:val="center"/>
+          </w:tcPr>
+          <w:p>
+            <w:r>
+              <w:t>Primary key</w:t>
+            </w:r>
+          </w:p>
+        </w:tc>
+      </w:tr>
+      <w:tr>
+        <w:tc>
+          <w:tcPr>
+            <w:tcW w:type="dxa" w:w="3360"/>
+            <w:vAlign w:val="center"/>
+          </w:tcPr>
+          <w:p>
+            <w:r>
+              <w:t>organization_id</w:t>
+            </w:r>
+          </w:p>
+        </w:tc>
+        <w:tc>
+          <w:tcPr>
+            <w:tcW w:type="dxa" w:w="3360"/>
+            <w:vAlign w:val="center"/>
+          </w:tcPr>
+          <w:p>
+            <w:r>
+              <w:t>UUID nullable</w:t>
+            </w:r>
+          </w:p>
+        </w:tc>
+        <w:tc>
+          <w:tcPr>
+            <w:tcW w:type="dxa" w:w="3360"/>
+            <w:vAlign w:val="center"/>
+          </w:tcPr>
+          <w:p>
+            <w:r>
+              <w:t>Related customer</w:t>
+            </w:r>
+          </w:p>
+        </w:tc>
+      </w:tr>
+      <w:tr>
+        <w:tc>
+          <w:tcPr>
+            <w:tcW w:type="dxa" w:w="3360"/>
+            <w:vAlign w:val="center"/>
+          </w:tcPr>
+          <w:p>
+            <w:r>
+              <w:t>requester_user_id / assigned_admin_id</w:t>
+            </w:r>
+          </w:p>
+        </w:tc>
+        <w:tc>
+          <w:tcPr>
+            <w:tcW w:type="dxa" w:w="3360"/>
+            <w:vAlign w:val="center"/>
+          </w:tcPr>
+          <w:p>
+            <w:r>
+              <w:t>UUID nullable REFERENCES users(id) / UUID nullable REFERENCES platform_admins(id)</w:t>
+            </w:r>
+          </w:p>
+        </w:tc>
+        <w:tc>
+          <w:tcPr>
+            <w:tcW w:type="dxa" w:w="3360"/>
+            <w:vAlign w:val="center"/>
+          </w:tcPr>
+          <w:p>
+            <w:r>
+              <w:t>Customer requester / platform support owner</w:t>
+            </w:r>
+          </w:p>
+        </w:tc>
+      </w:tr>
+      <w:tr>
+        <w:tc>
+          <w:tcPr>
+            <w:tcW w:type="dxa" w:w="3360"/>
+            <w:vAlign w:val="center"/>
+          </w:tcPr>
+          <w:p>
+            <w:r>
+              <w:t>subject</w:t>
+            </w:r>
+          </w:p>
+        </w:tc>
+        <w:tc>
+          <w:tcPr>
+            <w:tcW w:type="dxa" w:w="3360"/>
+            <w:vAlign w:val="center"/>
+          </w:tcPr>
+          <w:p>
+            <w:r>
+              <w:t>VARCHAR(200)</w:t>
+            </w:r>
+          </w:p>
+        </w:tc>
+        <w:tc>
+          <w:tcPr>
+            <w:tcW w:type="dxa" w:w="3360"/>
+            <w:vAlign w:val="center"/>
+          </w:tcPr>
+          <w:p>
+            <w:r>
+              <w:t>Ticket subject</w:t>
+            </w:r>
+          </w:p>
+        </w:tc>
+      </w:tr>
+      <w:tr>
+        <w:tc>
+          <w:tcPr>
+            <w:tcW w:type="dxa" w:w="3360"/>
+            <w:vAlign w:val="center"/>
+          </w:tcPr>
+          <w:p>
+            <w:r>
+              <w:t>description</w:t>
+            </w:r>
+          </w:p>
+        </w:tc>
+        <w:tc>
+          <w:tcPr>
+            <w:tcW w:type="dxa" w:w="3360"/>
+            <w:vAlign w:val="center"/>
+          </w:tcPr>
+          <w:p>
+            <w:r>
+              <w:t>TEXT</w:t>
+            </w:r>
+          </w:p>
+        </w:tc>
+        <w:tc>
+          <w:tcPr>
+            <w:tcW w:type="dxa" w:w="3360"/>
+            <w:vAlign w:val="center"/>
+          </w:tcPr>
+          <w:p>
+            <w:r>
+              <w:t>Customer issue</w:t>
+            </w:r>
+          </w:p>
+        </w:tc>
+      </w:tr>
+      <w:tr>
+        <w:tc>
+          <w:tcPr>
+            <w:tcW w:type="dxa" w:w="3360"/>
+            <w:vAlign w:val="center"/>
+          </w:tcPr>
+          <w:p>
+            <w:r>
+              <w:t>status</w:t>
+            </w:r>
+          </w:p>
+        </w:tc>
+        <w:tc>
+          <w:tcPr>
+            <w:tcW w:type="dxa" w:w="3360"/>
+            <w:vAlign w:val="center"/>
+          </w:tcPr>
+          <w:p>
+            <w:r>
+              <w:t>ENUM/VARCHAR</w:t>
+            </w:r>
+          </w:p>
+        </w:tc>
+        <w:tc>
+          <w:tcPr>
+            <w:tcW w:type="dxa" w:w="3360"/>
+            <w:vAlign w:val="center"/>
+          </w:tcPr>
+          <w:p>
+            <w:r>
+              <w:t>open, pending, resolved, closed</w:t>
+            </w:r>
+          </w:p>
+        </w:tc>
+      </w:tr>
+      <w:tr>
+        <w:tc>
+          <w:tcPr>
+            <w:tcW w:type="dxa" w:w="3360"/>
+            <w:vAlign w:val="center"/>
+          </w:tcPr>
+          <w:p>
+            <w:r>
+              <w:t>priority</w:t>
+            </w:r>
+          </w:p>
+        </w:tc>
+        <w:tc>
+          <w:tcPr>
+            <w:tcW w:type="dxa" w:w="3360"/>
+            <w:vAlign w:val="center"/>
+          </w:tcPr>
+          <w:p>
+            <w:r>
+              <w:t>ENUM/VARCHAR</w:t>
+            </w:r>
+          </w:p>
+        </w:tc>
+        <w:tc>
+          <w:tcPr>
+            <w:tcW w:type="dxa" w:w="3360"/>
+            <w:vAlign w:val="center"/>
+          </w:tcPr>
+          <w:p>
+            <w:r>
+              <w:t>low, normal, high, urgent</w:t>
+            </w:r>
+          </w:p>
+        </w:tc>
+      </w:tr>
+      <w:tr>
+        <w:tc>
+          <w:tcPr>
+            <w:tcW w:type="dxa" w:w="3360"/>
+            <w:vAlign w:val="center"/>
+          </w:tcPr>
+          <w:p>
+            <w:r>
+              <w:t>category</w:t>
+            </w:r>
+          </w:p>
+        </w:tc>
+        <w:tc>
+          <w:tcPr>
+            <w:tcW w:type="dxa" w:w="3360"/>
+            <w:vAlign w:val="center"/>
+          </w:tcPr>
+          <w:p>
+            <w:r>
+              <w:t>VARCHAR(60)</w:t>
+            </w:r>
+          </w:p>
+        </w:tc>
+        <w:tc>
+          <w:tcPr>
+            <w:tcW w:type="dxa" w:w="3360"/>
+            <w:vAlign w:val="center"/>
+          </w:tcPr>
+          <w:p>
+            <w:r>
+              <w:t>Billing, access, interview, technical</w:t>
+            </w:r>
+          </w:p>
+        </w:tc>
+      </w:tr>
+      <w:tr>
+        <w:tc>
+          <w:tcPr>
+            <w:tcW w:type="dxa" w:w="3360"/>
+            <w:vAlign w:val="center"/>
+          </w:tcPr>
+          <w:p>
+            <w:r>
+              <w:t>metadata_json</w:t>
+            </w:r>
+          </w:p>
+        </w:tc>
+        <w:tc>
+          <w:tcPr>
+            <w:tcW w:type="dxa" w:w="3360"/>
+            <w:vAlign w:val="center"/>
+          </w:tcPr>
+          <w:p>
+            <w:r>
+              <w:t>JSONB</w:t>
+            </w:r>
+          </w:p>
+        </w:tc>
+        <w:tc>
+          <w:tcPr>
+            <w:tcW w:type="dxa" w:w="3360"/>
+            <w:vAlign w:val="center"/>
+          </w:tcPr>
+          <w:p>
+            <w:r>
+              <w:t>Safe diagnostic context</w:t>
+            </w:r>
+          </w:p>
+        </w:tc>
+      </w:tr>
+      <w:tr>
+        <w:tc>
+          <w:tcPr>
+            <w:tcW w:type="dxa" w:w="3360"/>
+            <w:vAlign w:val="center"/>
+          </w:tcPr>
+          <w:p>
+            <w:r>
+              <w:t>resolved_at / created_at / updated_at</w:t>
+            </w:r>
+          </w:p>
+        </w:tc>
+        <w:tc>
+          <w:tcPr>
+            <w:tcW w:type="dxa" w:w="3360"/>
+            <w:vAlign w:val="center"/>
+          </w:tcPr>
+          <w:p>
+            <w:r>
+              <w:t>TIMESTAMPTZ</w:t>
+            </w:r>
+          </w:p>
+        </w:tc>
+        <w:tc>
+          <w:tcPr>
+            <w:tcW w:type="dxa" w:w="3360"/>
+            <w:vAlign w:val="center"/>
+          </w:tcPr>
+          <w:p>
+            <w:r>
+              <w:t>Lifecycle timestamps</w:t>
+            </w:r>
+          </w:p>
+        </w:tc>
+      </w:tr>
+    </w:tbl>
+    <w:p>
+      <w:r>
+        <w:t>Constraints and indexes: Indexes status/priority/created_at and organization_id/created_at.</w:t>
+      </w:r>
+    </w:p>
+    <w:p>
+      <w:pPr>
+        <w:pStyle w:val="Heading2"/>
+      </w:pPr>
+      <w:r>
+        <w:t>18.5 system_incidents</w:t>
+      </w:r>
+    </w:p>
+    <w:p>
+      <w:r>
+        <w:t>Tracks platform availability and provider incidents for the owner dashboard.</w:t>
+      </w:r>
+    </w:p>
+    <w:tbl>
+      <w:tblPr>
+        <w:tblStyle w:val="TableGrid"/>
+        <w:tblW w:type="auto" w:w="0"/>
+        <w:jc w:val="center"/>
+        <w:tblLook w:firstColumn="1" w:firstRow="1" w:lastColumn="0" w:lastRow="0" w:noHBand="0" w:noVBand="1" w:val="04A0"/>
+      </w:tblPr>
+      <w:tblGrid>
+        <w:gridCol w:w="3360"/>
+        <w:gridCol w:w="3360"/>
+        <w:gridCol w:w="3360"/>
+      </w:tblGrid>
+      <w:tr>
+        <w:tc>
+          <w:tcPr>
+            <w:tcW w:type="dxa" w:w="3360"/>
+            <w:vAlign w:val="center"/>
+          </w:tcPr>
+          <w:p>
+            <w:r>
+              <w:rPr>
+                <w:b/>
+              </w:rPr>
+              <w:t>Column</w:t>
+            </w:r>
+          </w:p>
+        </w:tc>
+        <w:tc>
+          <w:tcPr>
+            <w:tcW w:type="dxa" w:w="3360"/>
+            <w:vAlign w:val="center"/>
+          </w:tcPr>
+          <w:p>
+            <w:r>
+              <w:rPr>
+                <w:b/>
+              </w:rPr>
+              <w:t>Type</w:t>
+            </w:r>
+          </w:p>
+        </w:tc>
+        <w:tc>
+          <w:tcPr>
+            <w:tcW w:type="dxa" w:w="3360"/>
+            <w:vAlign w:val="center"/>
+          </w:tcPr>
+          <w:p>
+            <w:r>
+              <w:rPr>
+                <w:b/>
+              </w:rPr>
+              <w:t>Reason</w:t>
+            </w:r>
+          </w:p>
+        </w:tc>
+      </w:tr>
+      <w:tr>
+        <w:tc>
+          <w:tcPr>
+            <w:tcW w:type="dxa" w:w="3360"/>
+            <w:vAlign w:val="center"/>
+          </w:tcPr>
+          <w:p>
+            <w:r>
+              <w:t>id</w:t>
+            </w:r>
+          </w:p>
+        </w:tc>
+        <w:tc>
+          <w:tcPr>
+            <w:tcW w:type="dxa" w:w="3360"/>
+            <w:vAlign w:val="center"/>
+          </w:tcPr>
+          <w:p>
+            <w:r>
+              <w:t>UUID</w:t>
+            </w:r>
+          </w:p>
+        </w:tc>
+        <w:tc>
+          <w:tcPr>
+            <w:tcW w:type="dxa" w:w="3360"/>
+            <w:vAlign w:val="center"/>
+          </w:tcPr>
+          <w:p>
+            <w:r>
+              <w:t>Primary key</w:t>
+            </w:r>
+          </w:p>
+        </w:tc>
+      </w:tr>
+      <w:tr>
+        <w:tc>
+          <w:tcPr>
+            <w:tcW w:type="dxa" w:w="3360"/>
+            <w:vAlign w:val="center"/>
+          </w:tcPr>
+          <w:p>
+            <w:r>
+              <w:t>service</w:t>
+            </w:r>
+          </w:p>
+        </w:tc>
+        <w:tc>
+          <w:tcPr>
+            <w:tcW w:type="dxa" w:w="3360"/>
+            <w:vAlign w:val="center"/>
+          </w:tcPr>
+          <w:p>
+            <w:r>
+              <w:t>VARCHAR(80)</w:t>
+            </w:r>
+          </w:p>
+        </w:tc>
+        <w:tc>
+          <w:tcPr>
+            <w:tcW w:type="dxa" w:w="3360"/>
+            <w:vAlign w:val="center"/>
+          </w:tcPr>
+          <w:p>
+            <w:r>
+              <w:t>API, database, AI, email, storage</w:t>
+            </w:r>
+          </w:p>
+        </w:tc>
+      </w:tr>
+      <w:tr>
+        <w:tc>
+          <w:tcPr>
+            <w:tcW w:type="dxa" w:w="3360"/>
+            <w:vAlign w:val="center"/>
+          </w:tcPr>
+          <w:p>
+            <w:r>
+              <w:t>severity</w:t>
+            </w:r>
+          </w:p>
+        </w:tc>
+        <w:tc>
+          <w:tcPr>
+            <w:tcW w:type="dxa" w:w="3360"/>
+            <w:vAlign w:val="center"/>
+          </w:tcPr>
+          <w:p>
+            <w:r>
+              <w:t>ENUM/VARCHAR</w:t>
+            </w:r>
+          </w:p>
+        </w:tc>
+        <w:tc>
+          <w:tcPr>
+            <w:tcW w:type="dxa" w:w="3360"/>
+            <w:vAlign w:val="center"/>
+          </w:tcPr>
+          <w:p>
+            <w:r>
+              <w:t>notice, minor, major, critical</w:t>
+            </w:r>
+          </w:p>
+        </w:tc>
+      </w:tr>
+      <w:tr>
+        <w:tc>
+          <w:tcPr>
+            <w:tcW w:type="dxa" w:w="3360"/>
+            <w:vAlign w:val="center"/>
+          </w:tcPr>
+          <w:p>
+            <w:r>
+              <w:t>status</w:t>
+            </w:r>
+          </w:p>
+        </w:tc>
+        <w:tc>
+          <w:tcPr>
+            <w:tcW w:type="dxa" w:w="3360"/>
+            <w:vAlign w:val="center"/>
+          </w:tcPr>
+          <w:p>
+            <w:r>
+              <w:t>ENUM/VARCHAR</w:t>
+            </w:r>
+          </w:p>
+        </w:tc>
+        <w:tc>
+          <w:tcPr>
+            <w:tcW w:type="dxa" w:w="3360"/>
+            <w:vAlign w:val="center"/>
+          </w:tcPr>
+          <w:p>
+            <w:r>
+              <w:t>investigating, identified, monitoring, resolved</w:t>
+            </w:r>
+          </w:p>
+        </w:tc>
+      </w:tr>
+      <w:tr>
+        <w:tc>
+          <w:tcPr>
+            <w:tcW w:type="dxa" w:w="3360"/>
+            <w:vAlign w:val="center"/>
+          </w:tcPr>
+          <w:p>
+            <w:r>
+              <w:t>title</w:t>
+            </w:r>
+          </w:p>
+        </w:tc>
+        <w:tc>
+          <w:tcPr>
+            <w:tcW w:type="dxa" w:w="3360"/>
+            <w:vAlign w:val="center"/>
+          </w:tcPr>
+          <w:p>
+            <w:r>
+              <w:t>VARCHAR(200)</w:t>
+            </w:r>
+          </w:p>
+        </w:tc>
+        <w:tc>
+          <w:tcPr>
+            <w:tcW w:type="dxa" w:w="3360"/>
+            <w:vAlign w:val="center"/>
+          </w:tcPr>
+          <w:p>
+            <w:r>
+              <w:t>Incident title</w:t>
+            </w:r>
+          </w:p>
+        </w:tc>
+      </w:tr>
+      <w:tr>
+        <w:tc>
+          <w:tcPr>
+            <w:tcW w:type="dxa" w:w="3360"/>
+            <w:vAlign w:val="center"/>
+          </w:tcPr>
+          <w:p>
+            <w:r>
+              <w:t>summary</w:t>
+            </w:r>
+          </w:p>
+        </w:tc>
+        <w:tc>
+          <w:tcPr>
+            <w:tcW w:type="dxa" w:w="3360"/>
+            <w:vAlign w:val="center"/>
+          </w:tcPr>
+          <w:p>
+            <w:r>
+              <w:t>TEXT</w:t>
+            </w:r>
+          </w:p>
+        </w:tc>
+        <w:tc>
+          <w:tcPr>
+            <w:tcW w:type="dxa" w:w="3360"/>
+            <w:vAlign w:val="center"/>
+          </w:tcPr>
+          <w:p>
+            <w:r>
+              <w:t>Safe incident summary</w:t>
+            </w:r>
+          </w:p>
+        </w:tc>
+      </w:tr>
+      <w:tr>
+        <w:tc>
+          <w:tcPr>
+            <w:tcW w:type="dxa" w:w="3360"/>
+            <w:vAlign w:val="center"/>
+          </w:tcPr>
+          <w:p>
+            <w:r>
+              <w:t>started_at / resolved_at</w:t>
+            </w:r>
+          </w:p>
+        </w:tc>
+        <w:tc>
+          <w:tcPr>
+            <w:tcW w:type="dxa" w:w="3360"/>
+            <w:vAlign w:val="center"/>
+          </w:tcPr>
+          <w:p>
+            <w:r>
+              <w:t>TIMESTAMPTZ</w:t>
+            </w:r>
+          </w:p>
+        </w:tc>
+        <w:tc>
+          <w:tcPr>
+            <w:tcW w:type="dxa" w:w="3360"/>
+            <w:vAlign w:val="center"/>
+          </w:tcPr>
+          <w:p>
+            <w:r>
+              <w:t>Incident duration</w:t>
+            </w:r>
+          </w:p>
+        </w:tc>
+      </w:tr>
+      <w:tr>
+        <w:tc>
+          <w:tcPr>
+            <w:tcW w:type="dxa" w:w="3360"/>
+            <w:vAlign w:val="center"/>
+          </w:tcPr>
+          <w:p>
+            <w:r>
+              <w:t>created_by_admin_id</w:t>
+            </w:r>
+          </w:p>
+        </w:tc>
+        <w:tc>
+          <w:tcPr>
+            <w:tcW w:type="dxa" w:w="3360"/>
+            <w:vAlign w:val="center"/>
+          </w:tcPr>
+          <w:p>
+            <w:r>
+              <w:t>UUID nullable REFERENCES platform_admins(id)</w:t>
+            </w:r>
+          </w:p>
+        </w:tc>
+        <w:tc>
+          <w:tcPr>
+            <w:tcW w:type="dxa" w:w="3360"/>
+            <w:vAlign w:val="center"/>
+          </w:tcPr>
+          <w:p>
+            <w:r>
+              <w:t>Creating administrator</w:t>
+            </w:r>
+          </w:p>
+        </w:tc>
+      </w:tr>
+      <w:tr>
+        <w:tc>
+          <w:tcPr>
+            <w:tcW w:type="dxa" w:w="3360"/>
+            <w:vAlign w:val="center"/>
+          </w:tcPr>
+          <w:p>
+            <w:r>
+              <w:t>created_at / updated_at</w:t>
+            </w:r>
+          </w:p>
+        </w:tc>
+        <w:tc>
+          <w:tcPr>
+            <w:tcW w:type="dxa" w:w="3360"/>
+            <w:vAlign w:val="center"/>
+          </w:tcPr>
+          <w:p>
+            <w:r>
+              <w:t>TIMESTAMPTZ</w:t>
+            </w:r>
+          </w:p>
+        </w:tc>
+        <w:tc>
+          <w:tcPr>
+            <w:tcW w:type="dxa" w:w="3360"/>
+            <w:vAlign w:val="center"/>
+          </w:tcPr>
+          <w:p>
+            <w:r>
+              <w:t>Lifecycle timestamps</w:t>
+            </w:r>
+          </w:p>
+        </w:tc>
+      </w:tr>
+    </w:tbl>
+    <w:p>
+      <w:r>
+        <w:t>Constraints and indexes: Index status/severity/started_at; incident changes are audited.</w:t>
+      </w:r>
+    </w:p>
+    <w:p>
+      <w:pPr>
+        <w:pStyle w:val="Heading2"/>
+      </w:pPr>
+      <w:r>
+        <w:t>18.6 platform_metric_snapshots</w:t>
+      </w:r>
+    </w:p>
+    <w:p>
+      <w:r>
+        <w:t>Stores rebuildable daily or hourly aggregates for fast owner dashboard queries.</w:t>
+      </w:r>
+    </w:p>
+    <w:tbl>
+      <w:tblPr>
+        <w:tblStyle w:val="TableGrid"/>
+        <w:tblW w:type="auto" w:w="0"/>
+        <w:jc w:val="center"/>
+        <w:tblLook w:firstColumn="1" w:firstRow="1" w:lastColumn="0" w:lastRow="0" w:noHBand="0" w:noVBand="1" w:val="04A0"/>
+      </w:tblPr>
+      <w:tblGrid>
+        <w:gridCol w:w="3360"/>
+        <w:gridCol w:w="3360"/>
+        <w:gridCol w:w="3360"/>
+      </w:tblGrid>
+      <w:tr>
+        <w:tc>
+          <w:tcPr>
+            <w:tcW w:type="dxa" w:w="3360"/>
+            <w:vAlign w:val="center"/>
+          </w:tcPr>
+          <w:p>
+            <w:r>
+              <w:rPr>
+                <w:b/>
+              </w:rPr>
+              <w:t>Column</w:t>
+            </w:r>
+          </w:p>
+        </w:tc>
+        <w:tc>
+          <w:tcPr>
+            <w:tcW w:type="dxa" w:w="3360"/>
+            <w:vAlign w:val="center"/>
+          </w:tcPr>
+          <w:p>
+            <w:r>
+              <w:rPr>
+                <w:b/>
+              </w:rPr>
+              <w:t>Type</w:t>
+            </w:r>
+          </w:p>
+        </w:tc>
+        <w:tc>
+          <w:tcPr>
+            <w:tcW w:type="dxa" w:w="3360"/>
+            <w:vAlign w:val="center"/>
+          </w:tcPr>
+          <w:p>
+            <w:r>
+              <w:rPr>
+                <w:b/>
+              </w:rPr>
+              <w:t>Reason</w:t>
+            </w:r>
+          </w:p>
+        </w:tc>
+      </w:tr>
+      <w:tr>
+        <w:tc>
+          <w:tcPr>
+            <w:tcW w:type="dxa" w:w="3360"/>
+            <w:vAlign w:val="center"/>
+          </w:tcPr>
+          <w:p>
+            <w:r>
+              <w:t>id</w:t>
+            </w:r>
+          </w:p>
+        </w:tc>
+        <w:tc>
+          <w:tcPr>
+            <w:tcW w:type="dxa" w:w="3360"/>
+            <w:vAlign w:val="center"/>
+          </w:tcPr>
+          <w:p>
+            <w:r>
+              <w:t>UUID</w:t>
+            </w:r>
+          </w:p>
+        </w:tc>
+        <w:tc>
+          <w:tcPr>
+            <w:tcW w:type="dxa" w:w="3360"/>
+            <w:vAlign w:val="center"/>
+          </w:tcPr>
+          <w:p>
+            <w:r>
+              <w:t>Primary key</w:t>
+            </w:r>
+          </w:p>
+        </w:tc>
+      </w:tr>
+      <w:tr>
+        <w:tc>
+          <w:tcPr>
+            <w:tcW w:type="dxa" w:w="3360"/>
+            <w:vAlign w:val="center"/>
+          </w:tcPr>
+          <w:p>
+            <w:r>
+              <w:t>metric_key</w:t>
+            </w:r>
+          </w:p>
+        </w:tc>
+        <w:tc>
+          <w:tcPr>
+            <w:tcW w:type="dxa" w:w="3360"/>
+            <w:vAlign w:val="center"/>
+          </w:tcPr>
+          <w:p>
+            <w:r>
+              <w:t>VARCHAR(100)</w:t>
+            </w:r>
+          </w:p>
+        </w:tc>
+        <w:tc>
+          <w:tcPr>
+            <w:tcW w:type="dxa" w:w="3360"/>
+            <w:vAlign w:val="center"/>
+          </w:tcPr>
+          <w:p>
+            <w:r>
+              <w:t>MRR, organizations, interviews, failures</w:t>
+            </w:r>
+          </w:p>
+        </w:tc>
+      </w:tr>
+      <w:tr>
+        <w:tc>
+          <w:tcPr>
+            <w:tcW w:type="dxa" w:w="3360"/>
+            <w:vAlign w:val="center"/>
+          </w:tcPr>
+          <w:p>
+            <w:r>
+              <w:t>period_start / period_end</w:t>
+            </w:r>
+          </w:p>
+        </w:tc>
+        <w:tc>
+          <w:tcPr>
+            <w:tcW w:type="dxa" w:w="3360"/>
+            <w:vAlign w:val="center"/>
+          </w:tcPr>
+          <w:p>
+            <w:r>
+              <w:t>TIMESTAMPTZ</w:t>
+            </w:r>
+          </w:p>
+        </w:tc>
+        <w:tc>
+          <w:tcPr>
+            <w:tcW w:type="dxa" w:w="3360"/>
+            <w:vAlign w:val="center"/>
+          </w:tcPr>
+          <w:p>
+            <w:r>
+              <w:t>Aggregation bucket</w:t>
+            </w:r>
+          </w:p>
+        </w:tc>
+      </w:tr>
+      <w:tr>
+        <w:tc>
+          <w:tcPr>
+            <w:tcW w:type="dxa" w:w="3360"/>
+            <w:vAlign w:val="center"/>
+          </w:tcPr>
+          <w:p>
+            <w:r>
+              <w:t>value_numeric</w:t>
+            </w:r>
+          </w:p>
+        </w:tc>
+        <w:tc>
+          <w:tcPr>
+            <w:tcW w:type="dxa" w:w="3360"/>
+            <w:vAlign w:val="center"/>
+          </w:tcPr>
+          <w:p>
+            <w:r>
+              <w:t>NUMERIC(18,6) nullable</w:t>
+            </w:r>
+          </w:p>
+        </w:tc>
+        <w:tc>
+          <w:tcPr>
+            <w:tcW w:type="dxa" w:w="3360"/>
+            <w:vAlign w:val="center"/>
+          </w:tcPr>
+          <w:p>
+            <w:r>
+              <w:t>Numeric metric</w:t>
+            </w:r>
+          </w:p>
+        </w:tc>
+      </w:tr>
+      <w:tr>
+        <w:tc>
+          <w:tcPr>
+            <w:tcW w:type="dxa" w:w="3360"/>
+            <w:vAlign w:val="center"/>
+          </w:tcPr>
+          <w:p>
+            <w:r>
+              <w:t>value_text</w:t>
+            </w:r>
+          </w:p>
+        </w:tc>
+        <w:tc>
+          <w:tcPr>
+            <w:tcW w:type="dxa" w:w="3360"/>
+            <w:vAlign w:val="center"/>
+          </w:tcPr>
+          <w:p>
+            <w:r>
+              <w:t>VARCHAR(255) nullable</w:t>
+            </w:r>
+          </w:p>
+        </w:tc>
+        <w:tc>
+          <w:tcPr>
+            <w:tcW w:type="dxa" w:w="3360"/>
+            <w:vAlign w:val="center"/>
+          </w:tcPr>
+          <w:p>
+            <w:r>
+              <w:t>Non-numeric metric</w:t>
+            </w:r>
+          </w:p>
+        </w:tc>
+      </w:tr>
+      <w:tr>
+        <w:tc>
+          <w:tcPr>
+            <w:tcW w:type="dxa" w:w="3360"/>
+            <w:vAlign w:val="center"/>
+          </w:tcPr>
+          <w:p>
+            <w:r>
+              <w:t>currency</w:t>
+            </w:r>
+          </w:p>
+        </w:tc>
+        <w:tc>
+          <w:tcPr>
+            <w:tcW w:type="dxa" w:w="3360"/>
+            <w:vAlign w:val="center"/>
+          </w:tcPr>
+          <w:p>
+            <w:r>
+              <w:t>CHAR(3) nullable</w:t>
+            </w:r>
+          </w:p>
+        </w:tc>
+        <w:tc>
+          <w:tcPr>
+            <w:tcW w:type="dxa" w:w="3360"/>
+            <w:vAlign w:val="center"/>
+          </w:tcPr>
+          <w:p>
+            <w:r>
+              <w:t>Financial metric currency</w:t>
+            </w:r>
+          </w:p>
+        </w:tc>
+      </w:tr>
+      <w:tr>
+        <w:tc>
+          <w:tcPr>
+            <w:tcW w:type="dxa" w:w="3360"/>
+            <w:vAlign w:val="center"/>
+          </w:tcPr>
+          <w:p>
+            <w:r>
+              <w:t>dimensions_json</w:t>
+            </w:r>
+          </w:p>
+        </w:tc>
+        <w:tc>
+          <w:tcPr>
+            <w:tcW w:type="dxa" w:w="3360"/>
+            <w:vAlign w:val="center"/>
+          </w:tcPr>
+          <w:p>
+            <w:r>
+              <w:t>JSONB</w:t>
+            </w:r>
+          </w:p>
+        </w:tc>
+        <w:tc>
+          <w:tcPr>
+            <w:tcW w:type="dxa" w:w="3360"/>
+            <w:vAlign w:val="center"/>
+          </w:tcPr>
+          <w:p>
+            <w:r>
+              <w:t>Plan, region, provider, or status</w:t>
+            </w:r>
+          </w:p>
+        </w:tc>
+      </w:tr>
+      <w:tr>
+        <w:tc>
+          <w:tcPr>
+            <w:tcW w:type="dxa" w:w="3360"/>
+            <w:vAlign w:val="center"/>
+          </w:tcPr>
+          <w:p>
+            <w:r>
+              <w:t>computed_at</w:t>
+            </w:r>
+          </w:p>
+        </w:tc>
+        <w:tc>
+          <w:tcPr>
+            <w:tcW w:type="dxa" w:w="3360"/>
+            <w:vAlign w:val="center"/>
+          </w:tcPr>
+          <w:p>
+            <w:r>
+              <w:t>TIMESTAMPTZ</w:t>
+            </w:r>
+          </w:p>
+        </w:tc>
+        <w:tc>
+          <w:tcPr>
+            <w:tcW w:type="dxa" w:w="3360"/>
+            <w:vAlign w:val="center"/>
+          </w:tcPr>
+          <w:p>
+            <w:r>
+              <w:t>Calculation time</w:t>
+            </w:r>
+          </w:p>
+        </w:tc>
+      </w:tr>
+    </w:tbl>
+    <w:p>
+      <w:r>
+        <w:t>Constraints and indexes: Unique metric_key/period_start/dimensions; index metric_key/period_start; never use as billing source of truth.</w:t>
+      </w:r>
+    </w:p>
+    <w:p>
+      <w:pPr>
+        <w:pStyle w:val="Heading2"/>
+      </w:pPr>
+      <w:r>
+        <w:t>18.7 feature_flags</w:t>
+      </w:r>
+    </w:p>
+    <w:p>
+      <w:r>
+        <w:t>Controls staged rollout of product and platform capabilities.</w:t>
+      </w:r>
+    </w:p>
+    <w:tbl>
+      <w:tblPr>
+        <w:tblStyle w:val="TableGrid"/>
+        <w:tblW w:type="auto" w:w="0"/>
+        <w:jc w:val="center"/>
+        <w:tblLook w:firstColumn="1" w:firstRow="1" w:lastColumn="0" w:lastRow="0" w:noHBand="0" w:noVBand="1" w:val="04A0"/>
+      </w:tblPr>
+      <w:tblGrid>
+        <w:gridCol w:w="3360"/>
+        <w:gridCol w:w="3360"/>
+        <w:gridCol w:w="3360"/>
+      </w:tblGrid>
+      <w:tr>
+        <w:tc>
+          <w:tcPr>
+            <w:tcW w:type="dxa" w:w="3360"/>
+            <w:vAlign w:val="center"/>
+          </w:tcPr>
+          <w:p>
+            <w:r>
+              <w:rPr>
+                <w:b/>
+              </w:rPr>
+              <w:t>Column</w:t>
+            </w:r>
+          </w:p>
+        </w:tc>
+        <w:tc>
+          <w:tcPr>
+            <w:tcW w:type="dxa" w:w="3360"/>
+            <w:vAlign w:val="center"/>
+          </w:tcPr>
+          <w:p>
+            <w:r>
+              <w:rPr>
+                <w:b/>
+              </w:rPr>
+              <w:t>Type</w:t>
+            </w:r>
+          </w:p>
+        </w:tc>
+        <w:tc>
+          <w:tcPr>
+            <w:tcW w:type="dxa" w:w="3360"/>
+            <w:vAlign w:val="center"/>
+          </w:tcPr>
+          <w:p>
+            <w:r>
+              <w:rPr>
+                <w:b/>
+              </w:rPr>
+              <w:t>Reason</w:t>
+            </w:r>
+          </w:p>
+        </w:tc>
+      </w:tr>
+      <w:tr>
+        <w:tc>
+          <w:tcPr>
+            <w:tcW w:type="dxa" w:w="3360"/>
+            <w:vAlign w:val="center"/>
+          </w:tcPr>
+          <w:p>
+            <w:r>
+              <w:t>id</w:t>
+            </w:r>
+          </w:p>
+        </w:tc>
+        <w:tc>
+          <w:tcPr>
+            <w:tcW w:type="dxa" w:w="3360"/>
+            <w:vAlign w:val="center"/>
+          </w:tcPr>
+          <w:p>
+            <w:r>
+              <w:t>UUID</w:t>
+            </w:r>
+          </w:p>
+        </w:tc>
+        <w:tc>
+          <w:tcPr>
+            <w:tcW w:type="dxa" w:w="3360"/>
+            <w:vAlign w:val="center"/>
+          </w:tcPr>
+          <w:p>
+            <w:r>
+              <w:t>Primary key</w:t>
+            </w:r>
+          </w:p>
+        </w:tc>
+      </w:tr>
+      <w:tr>
+        <w:tc>
+          <w:tcPr>
+            <w:tcW w:type="dxa" w:w="3360"/>
+            <w:vAlign w:val="center"/>
+          </w:tcPr>
+          <w:p>
+            <w:r>
+              <w:t>key</w:t>
+            </w:r>
+          </w:p>
+        </w:tc>
+        <w:tc>
+          <w:tcPr>
+            <w:tcW w:type="dxa" w:w="3360"/>
+            <w:vAlign w:val="center"/>
+          </w:tcPr>
+          <w:p>
+            <w:r>
+              <w:t>VARCHAR(120)</w:t>
+            </w:r>
+          </w:p>
+        </w:tc>
+        <w:tc>
+          <w:tcPr>
+            <w:tcW w:type="dxa" w:w="3360"/>
+            <w:vAlign w:val="center"/>
+          </w:tcPr>
+          <w:p>
+            <w:r>
+              <w:t>Stable feature key</w:t>
+            </w:r>
+          </w:p>
+        </w:tc>
+      </w:tr>
+      <w:tr>
+        <w:tc>
+          <w:tcPr>
+            <w:tcW w:type="dxa" w:w="3360"/>
+            <w:vAlign w:val="center"/>
+          </w:tcPr>
+          <w:p>
+            <w:r>
+              <w:t>description</w:t>
+            </w:r>
+          </w:p>
+        </w:tc>
+        <w:tc>
+          <w:tcPr>
+            <w:tcW w:type="dxa" w:w="3360"/>
+            <w:vAlign w:val="center"/>
+          </w:tcPr>
+          <w:p>
+            <w:r>
+              <w:t>TEXT</w:t>
+            </w:r>
+          </w:p>
+        </w:tc>
+        <w:tc>
+          <w:tcPr>
+            <w:tcW w:type="dxa" w:w="3360"/>
+            <w:vAlign w:val="center"/>
+          </w:tcPr>
+          <w:p>
+            <w:r>
+              <w:t>Flag purpose</w:t>
+            </w:r>
+          </w:p>
+        </w:tc>
+      </w:tr>
+      <w:tr>
+        <w:tc>
+          <w:tcPr>
+            <w:tcW w:type="dxa" w:w="3360"/>
+            <w:vAlign w:val="center"/>
+          </w:tcPr>
+          <w:p>
+            <w:r>
+              <w:t>organization_id</w:t>
+            </w:r>
+          </w:p>
+        </w:tc>
+        <w:tc>
+          <w:tcPr>
+            <w:tcW w:type="dxa" w:w="3360"/>
+            <w:vAlign w:val="center"/>
+          </w:tcPr>
+          <w:p>
+            <w:r>
+              <w:t>UUID nullable</w:t>
+            </w:r>
+          </w:p>
+        </w:tc>
+        <w:tc>
+          <w:tcPr>
+            <w:tcW w:type="dxa" w:w="3360"/>
+            <w:vAlign w:val="center"/>
+          </w:tcPr>
+          <w:p>
+            <w:r>
+              <w:t>NULL means the global flag; non-NULL means an organization override</w:t>
+            </w:r>
+          </w:p>
+        </w:tc>
+      </w:tr>
+      <w:tr>
+        <w:tc>
+          <w:tcPr>
+            <w:tcW w:type="dxa" w:w="3360"/>
+            <w:vAlign w:val="center"/>
+          </w:tcPr>
+          <w:p>
+            <w:r>
+              <w:t>enabled</w:t>
+            </w:r>
+          </w:p>
+        </w:tc>
+        <w:tc>
+          <w:tcPr>
+            <w:tcW w:type="dxa" w:w="3360"/>
+            <w:vAlign w:val="center"/>
+          </w:tcPr>
+          <w:p>
+            <w:r>
+              <w:t>BOOLEAN</w:t>
+            </w:r>
+          </w:p>
+        </w:tc>
+        <w:tc>
+          <w:tcPr>
+            <w:tcW w:type="dxa" w:w="3360"/>
+            <w:vAlign w:val="center"/>
+          </w:tcPr>
+          <w:p>
+            <w:r>
+              <w:t>Single boolean value for either global or organization-specific flag</w:t>
+            </w:r>
+          </w:p>
+        </w:tc>
+      </w:tr>
+      <w:tr>
+        <w:tc>
+          <w:tcPr>
+            <w:tcW w:type="dxa" w:w="3360"/>
+            <w:vAlign w:val="center"/>
+          </w:tcPr>
+          <w:p>
+            <w:r>
+              <w:t>config_json</w:t>
+            </w:r>
+          </w:p>
+        </w:tc>
+        <w:tc>
+          <w:tcPr>
+            <w:tcW w:type="dxa" w:w="3360"/>
+            <w:vAlign w:val="center"/>
+          </w:tcPr>
+          <w:p>
+            <w:r>
+              <w:t>JSONB</w:t>
+            </w:r>
+          </w:p>
+        </w:tc>
+        <w:tc>
+          <w:tcPr>
+            <w:tcW w:type="dxa" w:w="3360"/>
+            <w:vAlign w:val="center"/>
+          </w:tcPr>
+          <w:p>
+            <w:r>
+              <w:t>Optional configuration</w:t>
+            </w:r>
+          </w:p>
+        </w:tc>
+      </w:tr>
+      <w:tr>
+        <w:tc>
+          <w:tcPr>
+            <w:tcW w:type="dxa" w:w="3360"/>
+            <w:vAlign w:val="center"/>
+          </w:tcPr>
+          <w:p>
+            <w:r>
+              <w:t>created_by_admin_id</w:t>
+            </w:r>
+          </w:p>
+        </w:tc>
+        <w:tc>
+          <w:tcPr>
+            <w:tcW w:type="dxa" w:w="3360"/>
+            <w:vAlign w:val="center"/>
+          </w:tcPr>
+          <w:p>
+            <w:r>
+              <w:t>UUID nullable REFERENCES platform_admins(id)</w:t>
+            </w:r>
+          </w:p>
+        </w:tc>
+        <w:tc>
+          <w:tcPr>
+            <w:tcW w:type="dxa" w:w="3360"/>
+            <w:vAlign w:val="center"/>
+          </w:tcPr>
+          <w:p>
+            <w:r>
+              <w:t>Author</w:t>
+            </w:r>
+          </w:p>
+        </w:tc>
+      </w:tr>
+      <w:tr>
+        <w:tc>
+          <w:tcPr>
+            <w:tcW w:type="dxa" w:w="3360"/>
+            <w:vAlign w:val="center"/>
+          </w:tcPr>
+          <w:p>
+            <w:r>
+              <w:t>created_at / updated_at</w:t>
+            </w:r>
+          </w:p>
+        </w:tc>
+        <w:tc>
+          <w:tcPr>
+            <w:tcW w:type="dxa" w:w="3360"/>
+            <w:vAlign w:val="center"/>
+          </w:tcPr>
+          <w:p>
+            <w:r>
+              <w:t>TIMESTAMPTZ</w:t>
+            </w:r>
+          </w:p>
+        </w:tc>
+        <w:tc>
+          <w:tcPr>
+            <w:tcW w:type="dxa" w:w="3360"/>
+            <w:vAlign w:val="center"/>
+          </w:tcPr>
+          <w:p>
+            <w:r>
+              <w:t>Lifecycle timestamps</w:t>
+            </w:r>
+          </w:p>
+        </w:tc>
+      </w:tr>
+    </w:tbl>
+    <w:p>
+      <w:r>
+        <w:t>Constraints and indexes: `enabled` is the single boolean value. `organization_id IS NULL` means global and `organization_id IS NOT NULL` means an organization-specific override. Use PostgreSQL partial unique indexes: UNIQUE (key) WHERE organization_id IS NULL for one global row per key, and UNIQUE (key, organization_id) WHERE organization_id IS NOT NULL for one override per organization and key. All changes are audited.</w:t>
+      </w:r>
+    </w:p>
+    <w:p>
+      <w:pPr>
+        <w:pStyle w:val="Heading2"/>
+      </w:pPr>
+      <w:r>
+        <w:t>18.8 Final implementation decisions</w:t>
+      </w:r>
+    </w:p>
+    <w:p>
+      <w:pPr>
+        <w:pStyle w:val="ListNumber"/>
+      </w:pPr>
+      <w:r>
+        <w:t>Platform administrators are users with a separate platform_admins grant; customer organization roles never grant platform-wide access.</w:t>
+      </w:r>
+    </w:p>
+    <w:p>
+      <w:pPr>
+        <w:pStyle w:val="ListNumber"/>
+      </w:pPr>
+      <w:r>
+        <w:t>The payment provider is the financial source of truth; invoices, transactions, and provider events are synchronized immutable application records.</w:t>
+      </w:r>
+    </w:p>
+    <w:p>
+      <w:pPr>
+        <w:pStyle w:val="ListNumber"/>
+      </w:pPr>
+      <w:r>
+        <w:t>usage_ledger is append-only and is the source for usage metering and AI cost calculations.</w:t>
+      </w:r>
+    </w:p>
+    <w:p>
+      <w:pPr>
+        <w:pStyle w:val="ListNumber"/>
+      </w:pPr>
+      <w:r>
+        <w:t>platform_metric_snapshots are rebuildable performance caches only.</w:t>
+      </w:r>
+    </w:p>
+    <w:p>
+      <w:pPr>
+        <w:pStyle w:val="ListNumber"/>
+      </w:pPr>
+      <w:r>
+        <w:t>All platform-admin actions and sensitive reads are written to audit_logs.</w:t>
+      </w:r>
+    </w:p>
+    <w:p>
+      <w:pPr>
+        <w:pStyle w:val="ListNumber"/>
+      </w:pPr>
+      <w:r>
+        <w:t>Customer data remains tenant-scoped and is accessed by platform staff only through explicitly authorized support workflows.</w:t>
+      </w:r>
+    </w:p>
+    <w:p>
+      <w:pPr>
+        <w:pStyle w:val="ListNumber"/>
+      </w:pPr>
+      <w:r>
+        <w:t>The development ADMIN_DASHBOARD_PASSWORD is not the production authentication model and must be removed once database-backed authentication is enabled.</w:t>
+      </w:r>
+    </w:p>
+    <w:p>
+      <w:pPr>
+        <w:pStyle w:val="Heading2"/>
+      </w:pPr>
+      <w:r>
+        <w:t>18.9 Platform access, support, incidents, and metrics clarifications</w:t>
+      </w:r>
+    </w:p>
+    <w:p>
+      <w:r>
+        <w:t>Audit actor model: audit_logs.actor_type identifies customer_user, candidate, system, provider, or platform_admin. actor_user_id identifies the user, actor_platform_admin_id identifies the active platform grant used, and organization_id identifies the affected customer when applicable. action records the operation, entity_type/entity_id identify the affected record, request_id and ip_address preserve request context when available, metadata_json stores only safe context, and created_at records the event time. Sensitive reads such as viewing candidate data or an interview report use the same audit record model as mutations.</w:t>
+      </w:r>
+    </w:p>
+    <w:p>
+      <w:r>
+        <w:t>Access separation: users may receive customer-level access through organization_members or platform-level access through platform_admins. Organization roles (owner, admin, recruiter, viewer) never grant platform-wide access. Every platform request requires an active platform_admins grant for an active user; suspended or revoked grants cannot authorize access. MFA requirements apply to platform access, and platform-admin grant changes are audited.</w:t>
+      </w:r>
+    </w:p>
+    <w:p>
+      <w:r>
+        <w:t>Tenant isolation: platform administration does not bypass organization scoping. Platform administrators may access customer data only through explicitly authorized platform or support workflows. Generic unrestricted cross-tenant queries are not permitted; customer-data access is authorization-checked and audited.</w:t>
+      </w:r>
+    </w:p>
+    <w:p>
+      <w:r>
+        <w:t>Support scope: support_tickets remains the MVP application-level ticket record with organization_id, requester_user_id, assigned_admin_id, subject, description, status, priority, category, metadata_json, and lifecycle timestamps. A separate support_ticket_messages table is intentionally deferred until threaded conversations are required.</w:t>
+      </w:r>
+    </w:p>
+    <w:p>
+      <w:r>
+        <w:t>Incident scope: system_incidents is the application-level incident record, not the monitoring or observability system. The intended flow is: monitoring/observability infrastructure detects an issue, an application/admin workflow creates or updates system_incidents, and the owner dashboard displays the resulting record. Monitoring infrastructure is intentionally outside this database schema.</w:t>
+      </w:r>
+    </w:p>
+    <w:p>
+      <w:r>
+        <w:t>Metric scope: platform_metric_snapshots is a rebuildable performance/cache layer. The flow is authoritative transactional data (organizations, subscriptions, usage_ledger, billing_invoices, payment_transactions, interviews, and other source tables) -&gt; aggregation job -&gt; platform_metric_snapshots -&gt; SaaS-owner dashboard. Snapshots are never the financial or billing source of truth and must be rebuildable if deleted or stale.</w:t>
       </w:r>
     </w:p>
     <w:sectPr>
